--- a/elec-system/projects/DEMO-2025-001_Офисный_центр/docs/DEMO-2025-001_spec.docx
+++ b/elec-system/projects/DEMO-2025-001_Офисный_центр/docs/DEMO-2025-001_spec.docx
@@ -12,7 +12,7 @@
           <w:b/>
           <w:sz w:val="26"/>
         </w:rPr>
-        <w:t>Спецификация оборудования, изделий и материалов</w:t>
+        <w:t>СПЕЦИФИКАЦИЯ ОБОРУДОВАНИЯ, ИЗДЕЛИЙ И МАТЕРИАЛОВ</w:t>
       </w:r>
     </w:p>
     <w:p>
@@ -25,7 +25,7 @@
           <w:b w:val="0"/>
           <w:sz w:val="22"/>
         </w:rPr>
-        <w:t>Электроснабжение офисный центр</w:t>
+        <w:t>Офисный центр</w:t>
       </w:r>
     </w:p>
     <w:p>
@@ -38,7 +38,7 @@
           <w:b w:val="0"/>
           <w:sz w:val="20"/>
         </w:rPr>
-        <w:t>Раздел: ЭС и ЭО | Стадия: Р | Код: DEMO-2025-001 | Ред.: 0 | Дата: 2025-04-18</w:t>
+        <w:t>Раздел: TN-S  |  Стадия: Р  |  Код: DEMO-2025-001  |  Ред.: 0  |  Дата: 2025-04-18</w:t>
       </w:r>
     </w:p>
     <w:p/>
@@ -60,7 +60,7 @@
       <w:tr>
         <w:tc>
           <w:tcPr>
-            <w:tcW w:type="dxa" w:w="737"/>
+            <w:tcW w:type="dxa" w:w="850"/>
             <w:vAlign w:val="center"/>
           </w:tcPr>
           <w:p>
@@ -79,7 +79,7 @@
         </w:tc>
         <w:tc>
           <w:tcPr>
-            <w:tcW w:type="dxa" w:w="2551"/>
+            <w:tcW w:type="dxa" w:w="2268"/>
             <w:vAlign w:val="center"/>
           </w:tcPr>
           <w:p>
@@ -92,13 +92,13 @@
                 <w:b/>
                 <w:sz w:val="20"/>
               </w:rPr>
-              <w:t>Марка/Обозначение</w:t>
+              <w:t>Марка / Обозначение</w:t>
             </w:r>
           </w:p>
         </w:tc>
         <w:tc>
           <w:tcPr>
-            <w:tcW w:type="dxa" w:w="4535"/>
+            <w:tcW w:type="dxa" w:w="4819"/>
             <w:vAlign w:val="center"/>
           </w:tcPr>
           <w:p>
@@ -155,7 +155,7 @@
         </w:tc>
         <w:tc>
           <w:tcPr>
-            <w:tcW w:type="dxa" w:w="2835"/>
+            <w:tcW w:type="dxa" w:w="3005"/>
             <w:vAlign w:val="center"/>
           </w:tcPr>
           <w:p>
@@ -180,13 +180,16 @@
             <w:gridSpan w:val="6"/>
           </w:tcPr>
           <w:p>
+            <w:pPr>
+              <w:jc w:val="left"/>
+            </w:pPr>
             <w:r>
               <w:rPr>
                 <w:rFonts w:ascii="Times New Roman" w:hAnsi="Times New Roman"/>
                 <w:b/>
                 <w:sz w:val="20"/>
               </w:rPr>
-              <w:t>Щиты и шкафы управления</w:t>
+              <w:t xml:space="preserve">  1. Щиты и шкафы управления</w:t>
             </w:r>
           </w:p>
         </w:tc>
@@ -194,7 +197,7 @@
       <w:tr>
         <w:tc>
           <w:tcPr>
-            <w:tcW w:type="dxa" w:w="737"/>
+            <w:tcW w:type="dxa" w:w="850"/>
           </w:tcPr>
           <w:p>
             <w:pPr>
@@ -203,6 +206,7 @@
             <w:r>
               <w:rPr>
                 <w:rFonts w:ascii="Times New Roman" w:hAnsi="Times New Roman"/>
+                <w:b w:val="0"/>
                 <w:sz w:val="20"/>
               </w:rPr>
               <w:t>1</w:t>
@@ -211,7 +215,7 @@
         </w:tc>
         <w:tc>
           <w:tcPr>
-            <w:tcW w:type="dxa" w:w="2551"/>
+            <w:tcW w:type="dxa" w:w="2268"/>
           </w:tcPr>
           <w:p>
             <w:pPr>
@@ -220,6 +224,7 @@
             <w:r>
               <w:rPr>
                 <w:rFonts w:ascii="Times New Roman" w:hAnsi="Times New Roman"/>
+                <w:b w:val="0"/>
                 <w:sz w:val="20"/>
               </w:rPr>
               <w:t>ВРУ-1</w:t>
@@ -228,7 +233,7 @@
         </w:tc>
         <w:tc>
           <w:tcPr>
-            <w:tcW w:type="dxa" w:w="4535"/>
+            <w:tcW w:type="dxa" w:w="4819"/>
           </w:tcPr>
           <w:p>
             <w:pPr>
@@ -237,9 +242,10 @@
             <w:r>
               <w:rPr>
                 <w:rFonts w:ascii="Times New Roman" w:hAnsi="Times New Roman"/>
+                <w:b w:val="0"/>
                 <w:sz w:val="20"/>
               </w:rPr>
-              <w:t>ВРУ-1-22-УХЛ4</w:t>
+              <w:t>ВРУ-1</w:t>
             </w:r>
           </w:p>
         </w:tc>
@@ -254,6 +260,7 @@
             <w:r>
               <w:rPr>
                 <w:rFonts w:ascii="Times New Roman" w:hAnsi="Times New Roman"/>
+                <w:b w:val="0"/>
                 <w:sz w:val="20"/>
               </w:rPr>
               <w:t>1</w:t>
@@ -271,6 +278,7 @@
             <w:r>
               <w:rPr>
                 <w:rFonts w:ascii="Times New Roman" w:hAnsi="Times New Roman"/>
+                <w:b w:val="0"/>
                 <w:sz w:val="20"/>
               </w:rPr>
               <w:t>шт.</w:t>
@@ -279,7 +287,7 @@
         </w:tc>
         <w:tc>
           <w:tcPr>
-            <w:tcW w:type="dxa" w:w="2835"/>
+            <w:tcW w:type="dxa" w:w="3005"/>
           </w:tcPr>
           <w:p>
             <w:pPr>
@@ -288,9 +296,10 @@
             <w:r>
               <w:rPr>
                 <w:rFonts w:ascii="Times New Roman" w:hAnsi="Times New Roman"/>
+                <w:b w:val="0"/>
                 <w:sz w:val="20"/>
               </w:rPr>
-              <w:t>Iн=50А, Iкз=10кА</w:t>
+              <w:t>Iн=80А, Iкз=10кА</w:t>
             </w:r>
           </w:p>
         </w:tc>
@@ -298,7 +307,7 @@
       <w:tr>
         <w:tc>
           <w:tcPr>
-            <w:tcW w:type="dxa" w:w="737"/>
+            <w:tcW w:type="dxa" w:w="850"/>
           </w:tcPr>
           <w:p>
             <w:pPr>
@@ -307,6 +316,7 @@
             <w:r>
               <w:rPr>
                 <w:rFonts w:ascii="Times New Roman" w:hAnsi="Times New Roman"/>
+                <w:b w:val="0"/>
                 <w:sz w:val="20"/>
               </w:rPr>
               <w:t>2</w:t>
@@ -315,7 +325,7 @@
         </w:tc>
         <w:tc>
           <w:tcPr>
-            <w:tcW w:type="dxa" w:w="2551"/>
+            <w:tcW w:type="dxa" w:w="2268"/>
           </w:tcPr>
           <w:p>
             <w:pPr>
@@ -324,6 +334,7 @@
             <w:r>
               <w:rPr>
                 <w:rFonts w:ascii="Times New Roman" w:hAnsi="Times New Roman"/>
+                <w:b w:val="0"/>
                 <w:sz w:val="20"/>
               </w:rPr>
               <w:t>ЩО-1</w:t>
@@ -332,7 +343,7 @@
         </w:tc>
         <w:tc>
           <w:tcPr>
-            <w:tcW w:type="dxa" w:w="4535"/>
+            <w:tcW w:type="dxa" w:w="4819"/>
           </w:tcPr>
           <w:p>
             <w:pPr>
@@ -341,6 +352,7 @@
             <w:r>
               <w:rPr>
                 <w:rFonts w:ascii="Times New Roman" w:hAnsi="Times New Roman"/>
+                <w:b w:val="0"/>
                 <w:sz w:val="20"/>
               </w:rPr>
               <w:t>Щит освещения №1</w:t>
@@ -358,6 +370,7 @@
             <w:r>
               <w:rPr>
                 <w:rFonts w:ascii="Times New Roman" w:hAnsi="Times New Roman"/>
+                <w:b w:val="0"/>
                 <w:sz w:val="20"/>
               </w:rPr>
               <w:t>1</w:t>
@@ -375,6 +388,7 @@
             <w:r>
               <w:rPr>
                 <w:rFonts w:ascii="Times New Roman" w:hAnsi="Times New Roman"/>
+                <w:b w:val="0"/>
                 <w:sz w:val="20"/>
               </w:rPr>
               <w:t>шт.</w:t>
@@ -383,7 +397,7 @@
         </w:tc>
         <w:tc>
           <w:tcPr>
-            <w:tcW w:type="dxa" w:w="2835"/>
+            <w:tcW w:type="dxa" w:w="3005"/>
           </w:tcPr>
           <w:p>
             <w:pPr>
@@ -392,9 +406,10 @@
             <w:r>
               <w:rPr>
                 <w:rFonts w:ascii="Times New Roman" w:hAnsi="Times New Roman"/>
+                <w:b w:val="0"/>
                 <w:sz w:val="20"/>
               </w:rPr>
-              <w:t>Iн шины=10А,</w:t>
+              <w:t>Iн шины=10А</w:t>
             </w:r>
           </w:p>
         </w:tc>
@@ -402,7 +417,7 @@
       <w:tr>
         <w:tc>
           <w:tcPr>
-            <w:tcW w:type="dxa" w:w="737"/>
+            <w:tcW w:type="dxa" w:w="850"/>
           </w:tcPr>
           <w:p>
             <w:pPr>
@@ -411,6 +426,7 @@
             <w:r>
               <w:rPr>
                 <w:rFonts w:ascii="Times New Roman" w:hAnsi="Times New Roman"/>
+                <w:b w:val="0"/>
                 <w:sz w:val="20"/>
               </w:rPr>
               <w:t>3</w:t>
@@ -419,7 +435,7 @@
         </w:tc>
         <w:tc>
           <w:tcPr>
-            <w:tcW w:type="dxa" w:w="2551"/>
+            <w:tcW w:type="dxa" w:w="2268"/>
           </w:tcPr>
           <w:p>
             <w:pPr>
@@ -428,6 +444,7 @@
             <w:r>
               <w:rPr>
                 <w:rFonts w:ascii="Times New Roman" w:hAnsi="Times New Roman"/>
+                <w:b w:val="0"/>
                 <w:sz w:val="20"/>
               </w:rPr>
               <w:t>ЩС-1</w:t>
@@ -436,7 +453,7 @@
         </w:tc>
         <w:tc>
           <w:tcPr>
-            <w:tcW w:type="dxa" w:w="4535"/>
+            <w:tcW w:type="dxa" w:w="4819"/>
           </w:tcPr>
           <w:p>
             <w:pPr>
@@ -445,6 +462,7 @@
             <w:r>
               <w:rPr>
                 <w:rFonts w:ascii="Times New Roman" w:hAnsi="Times New Roman"/>
+                <w:b w:val="0"/>
                 <w:sz w:val="20"/>
               </w:rPr>
               <w:t>Щит силовой №1</w:t>
@@ -462,6 +480,7 @@
             <w:r>
               <w:rPr>
                 <w:rFonts w:ascii="Times New Roman" w:hAnsi="Times New Roman"/>
+                <w:b w:val="0"/>
                 <w:sz w:val="20"/>
               </w:rPr>
               <w:t>1</w:t>
@@ -479,6 +498,7 @@
             <w:r>
               <w:rPr>
                 <w:rFonts w:ascii="Times New Roman" w:hAnsi="Times New Roman"/>
+                <w:b w:val="0"/>
                 <w:sz w:val="20"/>
               </w:rPr>
               <w:t>шт.</w:t>
@@ -487,7 +507,7 @@
         </w:tc>
         <w:tc>
           <w:tcPr>
-            <w:tcW w:type="dxa" w:w="2835"/>
+            <w:tcW w:type="dxa" w:w="3005"/>
           </w:tcPr>
           <w:p>
             <w:pPr>
@@ -496,9 +516,10 @@
             <w:r>
               <w:rPr>
                 <w:rFonts w:ascii="Times New Roman" w:hAnsi="Times New Roman"/>
+                <w:b w:val="0"/>
                 <w:sz w:val="20"/>
               </w:rPr>
-              <w:t>Iн шины=20А,</w:t>
+              <w:t>Iн шины=20А</w:t>
             </w:r>
           </w:p>
         </w:tc>
@@ -506,7 +527,7 @@
       <w:tr>
         <w:tc>
           <w:tcPr>
-            <w:tcW w:type="dxa" w:w="737"/>
+            <w:tcW w:type="dxa" w:w="850"/>
           </w:tcPr>
           <w:p>
             <w:pPr>
@@ -515,6 +536,7 @@
             <w:r>
               <w:rPr>
                 <w:rFonts w:ascii="Times New Roman" w:hAnsi="Times New Roman"/>
+                <w:b w:val="0"/>
                 <w:sz w:val="20"/>
               </w:rPr>
               <w:t>4</w:t>
@@ -523,7 +545,7 @@
         </w:tc>
         <w:tc>
           <w:tcPr>
-            <w:tcW w:type="dxa" w:w="2551"/>
+            <w:tcW w:type="dxa" w:w="2268"/>
           </w:tcPr>
           <w:p>
             <w:pPr>
@@ -532,6 +554,7 @@
             <w:r>
               <w:rPr>
                 <w:rFonts w:ascii="Times New Roman" w:hAnsi="Times New Roman"/>
+                <w:b w:val="0"/>
                 <w:sz w:val="20"/>
               </w:rPr>
               <w:t>ЩК-1</w:t>
@@ -540,7 +563,7 @@
         </w:tc>
         <w:tc>
           <w:tcPr>
-            <w:tcW w:type="dxa" w:w="4535"/>
+            <w:tcW w:type="dxa" w:w="4819"/>
           </w:tcPr>
           <w:p>
             <w:pPr>
@@ -549,6 +572,7 @@
             <w:r>
               <w:rPr>
                 <w:rFonts w:ascii="Times New Roman" w:hAnsi="Times New Roman"/>
+                <w:b w:val="0"/>
                 <w:sz w:val="20"/>
               </w:rPr>
               <w:t>Щит климатический №1</w:t>
@@ -566,6 +590,7 @@
             <w:r>
               <w:rPr>
                 <w:rFonts w:ascii="Times New Roman" w:hAnsi="Times New Roman"/>
+                <w:b w:val="0"/>
                 <w:sz w:val="20"/>
               </w:rPr>
               <w:t>1</w:t>
@@ -583,6 +608,7 @@
             <w:r>
               <w:rPr>
                 <w:rFonts w:ascii="Times New Roman" w:hAnsi="Times New Roman"/>
+                <w:b w:val="0"/>
                 <w:sz w:val="20"/>
               </w:rPr>
               <w:t>шт.</w:t>
@@ -591,7 +617,7 @@
         </w:tc>
         <w:tc>
           <w:tcPr>
-            <w:tcW w:type="dxa" w:w="2835"/>
+            <w:tcW w:type="dxa" w:w="3005"/>
           </w:tcPr>
           <w:p>
             <w:pPr>
@@ -600,9 +626,10 @@
             <w:r>
               <w:rPr>
                 <w:rFonts w:ascii="Times New Roman" w:hAnsi="Times New Roman"/>
+                <w:b w:val="0"/>
                 <w:sz w:val="20"/>
               </w:rPr>
-              <w:t>Iн шины=16А,</w:t>
+              <w:t>Iн шины=16А</w:t>
             </w:r>
           </w:p>
         </w:tc>
@@ -610,25 +637,7 @@
       <w:tr>
         <w:tc>
           <w:tcPr>
-            <w:tcW w:type="dxa" w:w="15138"/>
-            <w:gridSpan w:val="6"/>
-          </w:tcPr>
-          <w:p>
-            <w:r>
-              <w:rPr>
-                <w:rFonts w:ascii="Times New Roman" w:hAnsi="Times New Roman"/>
-                <w:b/>
-                <w:sz w:val="20"/>
-              </w:rPr>
-              <w:t>Аппараты защиты</w:t>
-            </w:r>
-          </w:p>
-        </w:tc>
-      </w:tr>
-      <w:tr>
-        <w:tc>
-          <w:tcPr>
-            <w:tcW w:type="dxa" w:w="737"/>
+            <w:tcW w:type="dxa" w:w="850"/>
           </w:tcPr>
           <w:p>
             <w:pPr>
@@ -637,6 +646,7 @@
             <w:r>
               <w:rPr>
                 <w:rFonts w:ascii="Times New Roman" w:hAnsi="Times New Roman"/>
+                <w:b w:val="0"/>
                 <w:sz w:val="20"/>
               </w:rPr>
               <w:t>5</w:t>
@@ -645,7 +655,7 @@
         </w:tc>
         <w:tc>
           <w:tcPr>
-            <w:tcW w:type="dxa" w:w="2551"/>
+            <w:tcW w:type="dxa" w:w="2268"/>
           </w:tcPr>
           <w:p>
             <w:pPr>
@@ -654,15 +664,16 @@
             <w:r>
               <w:rPr>
                 <w:rFonts w:ascii="Times New Roman" w:hAnsi="Times New Roman"/>
+                <w:b w:val="0"/>
                 <w:sz w:val="20"/>
               </w:rPr>
-              <w:t>АВ 6А C</w:t>
+              <w:t>ЩОВ-1</w:t>
             </w:r>
           </w:p>
         </w:tc>
         <w:tc>
           <w:tcPr>
-            <w:tcW w:type="dxa" w:w="4535"/>
+            <w:tcW w:type="dxa" w:w="4819"/>
           </w:tcPr>
           <w:p>
             <w:pPr>
@@ -671,9 +682,10 @@
             <w:r>
               <w:rPr>
                 <w:rFonts w:ascii="Times New Roman" w:hAnsi="Times New Roman"/>
+                <w:b w:val="0"/>
                 <w:sz w:val="20"/>
               </w:rPr>
-              <w:t>Выключатель автоматический 3П 6А хар.C</w:t>
+              <w:t>Щит отопления №1</w:t>
             </w:r>
           </w:p>
         </w:tc>
@@ -688,9 +700,10 @@
             <w:r>
               <w:rPr>
                 <w:rFonts w:ascii="Times New Roman" w:hAnsi="Times New Roman"/>
+                <w:b w:val="0"/>
                 <w:sz w:val="20"/>
               </w:rPr>
-              <w:t>4</w:t>
+              <w:t>1</w:t>
             </w:r>
           </w:p>
         </w:tc>
@@ -705,6 +718,7 @@
             <w:r>
               <w:rPr>
                 <w:rFonts w:ascii="Times New Roman" w:hAnsi="Times New Roman"/>
+                <w:b w:val="0"/>
                 <w:sz w:val="20"/>
               </w:rPr>
               <w:t>шт.</w:t>
@@ -713,7 +727,7 @@
         </w:tc>
         <w:tc>
           <w:tcPr>
-            <w:tcW w:type="dxa" w:w="2835"/>
+            <w:tcW w:type="dxa" w:w="3005"/>
           </w:tcPr>
           <w:p>
             <w:pPr>
@@ -722,9 +736,10 @@
             <w:r>
               <w:rPr>
                 <w:rFonts w:ascii="Times New Roman" w:hAnsi="Times New Roman"/>
+                <w:b w:val="0"/>
                 <w:sz w:val="20"/>
               </w:rPr>
-              <w:t>МСВ, 3 полюса</w:t>
+              <w:t>Iн шины=6А</w:t>
             </w:r>
           </w:p>
         </w:tc>
@@ -732,7 +747,7 @@
       <w:tr>
         <w:tc>
           <w:tcPr>
-            <w:tcW w:type="dxa" w:w="737"/>
+            <w:tcW w:type="dxa" w:w="850"/>
           </w:tcPr>
           <w:p>
             <w:pPr>
@@ -741,6 +756,7 @@
             <w:r>
               <w:rPr>
                 <w:rFonts w:ascii="Times New Roman" w:hAnsi="Times New Roman"/>
+                <w:b w:val="0"/>
                 <w:sz w:val="20"/>
               </w:rPr>
               <w:t>6</w:t>
@@ -749,7 +765,7 @@
         </w:tc>
         <w:tc>
           <w:tcPr>
-            <w:tcW w:type="dxa" w:w="2551"/>
+            <w:tcW w:type="dxa" w:w="2268"/>
           </w:tcPr>
           <w:p>
             <w:pPr>
@@ -758,15 +774,16 @@
             <w:r>
               <w:rPr>
                 <w:rFonts w:ascii="Times New Roman" w:hAnsi="Times New Roman"/>
+                <w:b w:val="0"/>
                 <w:sz w:val="20"/>
               </w:rPr>
-              <w:t>АВ 10А C</w:t>
+              <w:t>ЩВК-1</w:t>
             </w:r>
           </w:p>
         </w:tc>
         <w:tc>
           <w:tcPr>
-            <w:tcW w:type="dxa" w:w="4535"/>
+            <w:tcW w:type="dxa" w:w="4819"/>
           </w:tcPr>
           <w:p>
             <w:pPr>
@@ -775,9 +792,10 @@
             <w:r>
               <w:rPr>
                 <w:rFonts w:ascii="Times New Roman" w:hAnsi="Times New Roman"/>
+                <w:b w:val="0"/>
                 <w:sz w:val="20"/>
               </w:rPr>
-              <w:t>Выключатель автоматический 3П 10А хар.C</w:t>
+              <w:t>Щит вентиляции №1</w:t>
             </w:r>
           </w:p>
         </w:tc>
@@ -792,6 +810,358 @@
             <w:r>
               <w:rPr>
                 <w:rFonts w:ascii="Times New Roman" w:hAnsi="Times New Roman"/>
+                <w:b w:val="0"/>
+                <w:sz w:val="20"/>
+              </w:rPr>
+              <w:t>1</w:t>
+            </w:r>
+          </w:p>
+        </w:tc>
+        <w:tc>
+          <w:tcPr>
+            <w:tcW w:type="dxa" w:w="680"/>
+          </w:tcPr>
+          <w:p>
+            <w:pPr>
+              <w:jc w:val="center"/>
+            </w:pPr>
+            <w:r>
+              <w:rPr>
+                <w:rFonts w:ascii="Times New Roman" w:hAnsi="Times New Roman"/>
+                <w:b w:val="0"/>
+                <w:sz w:val="20"/>
+              </w:rPr>
+              <w:t>шт.</w:t>
+            </w:r>
+          </w:p>
+        </w:tc>
+        <w:tc>
+          <w:tcPr>
+            <w:tcW w:type="dxa" w:w="3005"/>
+          </w:tcPr>
+          <w:p>
+            <w:pPr>
+              <w:jc w:val="left"/>
+            </w:pPr>
+            <w:r>
+              <w:rPr>
+                <w:rFonts w:ascii="Times New Roman" w:hAnsi="Times New Roman"/>
+                <w:b w:val="0"/>
+                <w:sz w:val="20"/>
+              </w:rPr>
+              <w:t>Iн шины=16А</w:t>
+            </w:r>
+          </w:p>
+        </w:tc>
+      </w:tr>
+      <w:tr>
+        <w:tc>
+          <w:tcPr>
+            <w:tcW w:type="dxa" w:w="850"/>
+          </w:tcPr>
+          <w:p>
+            <w:pPr>
+              <w:jc w:val="center"/>
+            </w:pPr>
+            <w:r>
+              <w:rPr>
+                <w:rFonts w:ascii="Times New Roman" w:hAnsi="Times New Roman"/>
+                <w:b w:val="0"/>
+                <w:sz w:val="20"/>
+              </w:rPr>
+              <w:t>7</w:t>
+            </w:r>
+          </w:p>
+        </w:tc>
+        <w:tc>
+          <w:tcPr>
+            <w:tcW w:type="dxa" w:w="2268"/>
+          </w:tcPr>
+          <w:p>
+            <w:pPr>
+              <w:jc w:val="left"/>
+            </w:pPr>
+            <w:r>
+              <w:rPr>
+                <w:rFonts w:ascii="Times New Roman" w:hAnsi="Times New Roman"/>
+                <w:b w:val="0"/>
+                <w:sz w:val="20"/>
+              </w:rPr>
+              <w:t>ЩДУ-1</w:t>
+            </w:r>
+          </w:p>
+        </w:tc>
+        <w:tc>
+          <w:tcPr>
+            <w:tcW w:type="dxa" w:w="4819"/>
+          </w:tcPr>
+          <w:p>
+            <w:pPr>
+              <w:jc w:val="left"/>
+            </w:pPr>
+            <w:r>
+              <w:rPr>
+                <w:rFonts w:ascii="Times New Roman" w:hAnsi="Times New Roman"/>
+                <w:b w:val="0"/>
+                <w:sz w:val="20"/>
+              </w:rPr>
+              <w:t>Щит дымоудаления №1 (с АВР)</w:t>
+            </w:r>
+          </w:p>
+        </w:tc>
+        <w:tc>
+          <w:tcPr>
+            <w:tcW w:type="dxa" w:w="850"/>
+          </w:tcPr>
+          <w:p>
+            <w:pPr>
+              <w:jc w:val="center"/>
+            </w:pPr>
+            <w:r>
+              <w:rPr>
+                <w:rFonts w:ascii="Times New Roman" w:hAnsi="Times New Roman"/>
+                <w:b w:val="0"/>
+                <w:sz w:val="20"/>
+              </w:rPr>
+              <w:t>1</w:t>
+            </w:r>
+          </w:p>
+        </w:tc>
+        <w:tc>
+          <w:tcPr>
+            <w:tcW w:type="dxa" w:w="680"/>
+          </w:tcPr>
+          <w:p>
+            <w:pPr>
+              <w:jc w:val="center"/>
+            </w:pPr>
+            <w:r>
+              <w:rPr>
+                <w:rFonts w:ascii="Times New Roman" w:hAnsi="Times New Roman"/>
+                <w:b w:val="0"/>
+                <w:sz w:val="20"/>
+              </w:rPr>
+              <w:t>шт.</w:t>
+            </w:r>
+          </w:p>
+        </w:tc>
+        <w:tc>
+          <w:tcPr>
+            <w:tcW w:type="dxa" w:w="3005"/>
+          </w:tcPr>
+          <w:p>
+            <w:pPr>
+              <w:jc w:val="left"/>
+            </w:pPr>
+            <w:r>
+              <w:rPr>
+                <w:rFonts w:ascii="Times New Roman" w:hAnsi="Times New Roman"/>
+                <w:b w:val="0"/>
+                <w:sz w:val="20"/>
+              </w:rPr>
+              <w:t>Iн шины=16А</w:t>
+            </w:r>
+          </w:p>
+        </w:tc>
+      </w:tr>
+      <w:tr>
+        <w:tc>
+          <w:tcPr>
+            <w:tcW w:type="dxa" w:w="15138"/>
+            <w:gridSpan w:val="6"/>
+          </w:tcPr>
+          <w:p>
+            <w:pPr>
+              <w:jc w:val="left"/>
+            </w:pPr>
+            <w:r>
+              <w:rPr>
+                <w:rFonts w:ascii="Times New Roman" w:hAnsi="Times New Roman"/>
+                <w:b/>
+                <w:sz w:val="20"/>
+              </w:rPr>
+              <w:t xml:space="preserve">  2. Аппараты защиты</w:t>
+            </w:r>
+          </w:p>
+        </w:tc>
+      </w:tr>
+      <w:tr>
+        <w:tc>
+          <w:tcPr>
+            <w:tcW w:type="dxa" w:w="850"/>
+          </w:tcPr>
+          <w:p>
+            <w:pPr>
+              <w:jc w:val="center"/>
+            </w:pPr>
+            <w:r>
+              <w:rPr>
+                <w:rFonts w:ascii="Times New Roman" w:hAnsi="Times New Roman"/>
+                <w:b w:val="0"/>
+                <w:sz w:val="20"/>
+              </w:rPr>
+              <w:t>8</w:t>
+            </w:r>
+          </w:p>
+        </w:tc>
+        <w:tc>
+          <w:tcPr>
+            <w:tcW w:type="dxa" w:w="2268"/>
+          </w:tcPr>
+          <w:p>
+            <w:pPr>
+              <w:jc w:val="left"/>
+            </w:pPr>
+            <w:r>
+              <w:rPr>
+                <w:rFonts w:ascii="Times New Roman" w:hAnsi="Times New Roman"/>
+                <w:b w:val="0"/>
+                <w:sz w:val="20"/>
+              </w:rPr>
+              <w:t>ВА47-63 6C</w:t>
+            </w:r>
+          </w:p>
+        </w:tc>
+        <w:tc>
+          <w:tcPr>
+            <w:tcW w:type="dxa" w:w="4819"/>
+          </w:tcPr>
+          <w:p>
+            <w:pPr>
+              <w:jc w:val="left"/>
+            </w:pPr>
+            <w:r>
+              <w:rPr>
+                <w:rFonts w:ascii="Times New Roman" w:hAnsi="Times New Roman"/>
+                <w:b w:val="0"/>
+                <w:sz w:val="20"/>
+              </w:rPr>
+              <w:t>Выключатель автоматический ВА47-63 6А хар.C 3пол., ГОСТ IEC 60898-1</w:t>
+            </w:r>
+          </w:p>
+        </w:tc>
+        <w:tc>
+          <w:tcPr>
+            <w:tcW w:type="dxa" w:w="850"/>
+          </w:tcPr>
+          <w:p>
+            <w:pPr>
+              <w:jc w:val="center"/>
+            </w:pPr>
+            <w:r>
+              <w:rPr>
+                <w:rFonts w:ascii="Times New Roman" w:hAnsi="Times New Roman"/>
+                <w:b w:val="0"/>
+                <w:sz w:val="20"/>
+              </w:rPr>
+              <w:t>5</w:t>
+            </w:r>
+          </w:p>
+        </w:tc>
+        <w:tc>
+          <w:tcPr>
+            <w:tcW w:type="dxa" w:w="680"/>
+          </w:tcPr>
+          <w:p>
+            <w:pPr>
+              <w:jc w:val="center"/>
+            </w:pPr>
+            <w:r>
+              <w:rPr>
+                <w:rFonts w:ascii="Times New Roman" w:hAnsi="Times New Roman"/>
+                <w:b w:val="0"/>
+                <w:sz w:val="20"/>
+              </w:rPr>
+              <w:t>шт.</w:t>
+            </w:r>
+          </w:p>
+        </w:tc>
+        <w:tc>
+          <w:tcPr>
+            <w:tcW w:type="dxa" w:w="3005"/>
+          </w:tcPr>
+          <w:p>
+            <w:pPr>
+              <w:jc w:val="left"/>
+            </w:pPr>
+            <w:r>
+              <w:rPr>
+                <w:rFonts w:ascii="Times New Roman" w:hAnsi="Times New Roman"/>
+                <w:b w:val="0"/>
+                <w:sz w:val="20"/>
+              </w:rPr>
+              <w:t>ГОСТ IEC 60898-1</w:t>
+            </w:r>
+          </w:p>
+        </w:tc>
+      </w:tr>
+      <w:tr>
+        <w:tc>
+          <w:tcPr>
+            <w:tcW w:type="dxa" w:w="850"/>
+          </w:tcPr>
+          <w:p>
+            <w:pPr>
+              <w:jc w:val="center"/>
+            </w:pPr>
+            <w:r>
+              <w:rPr>
+                <w:rFonts w:ascii="Times New Roman" w:hAnsi="Times New Roman"/>
+                <w:b w:val="0"/>
+                <w:sz w:val="20"/>
+              </w:rPr>
+              <w:t>9</w:t>
+            </w:r>
+          </w:p>
+        </w:tc>
+        <w:tc>
+          <w:tcPr>
+            <w:tcW w:type="dxa" w:w="2268"/>
+          </w:tcPr>
+          <w:p>
+            <w:pPr>
+              <w:jc w:val="left"/>
+            </w:pPr>
+            <w:r>
+              <w:rPr>
+                <w:rFonts w:ascii="Times New Roman" w:hAnsi="Times New Roman"/>
+                <w:b w:val="0"/>
+                <w:sz w:val="20"/>
+              </w:rPr>
+              <w:t>ВА47-63 6D</w:t>
+            </w:r>
+          </w:p>
+        </w:tc>
+        <w:tc>
+          <w:tcPr>
+            <w:tcW w:type="dxa" w:w="4819"/>
+          </w:tcPr>
+          <w:p>
+            <w:pPr>
+              <w:jc w:val="left"/>
+            </w:pPr>
+            <w:r>
+              <w:rPr>
+                <w:rFonts w:ascii="Times New Roman" w:hAnsi="Times New Roman"/>
+                <w:b w:val="0"/>
+                <w:sz w:val="20"/>
+              </w:rPr>
+              <w:t>Выключатель автоматический ВА47-63 6А хар.D 3пол., ГОСТ IEC 60898-1</w:t>
+            </w:r>
+          </w:p>
+        </w:tc>
+        <w:tc>
+          <w:tcPr>
+            <w:tcW w:type="dxa" w:w="850"/>
+          </w:tcPr>
+          <w:p>
+            <w:pPr>
+              <w:jc w:val="center"/>
+            </w:pPr>
+            <w:r>
+              <w:rPr>
+                <w:rFonts w:ascii="Times New Roman" w:hAnsi="Times New Roman"/>
+                <w:b w:val="0"/>
                 <w:sz w:val="20"/>
               </w:rPr>
               <w:t>2</w:t>
@@ -809,6 +1179,7 @@
             <w:r>
               <w:rPr>
                 <w:rFonts w:ascii="Times New Roman" w:hAnsi="Times New Roman"/>
+                <w:b w:val="0"/>
                 <w:sz w:val="20"/>
               </w:rPr>
               <w:t>шт.</w:t>
@@ -817,7 +1188,7 @@
         </w:tc>
         <w:tc>
           <w:tcPr>
-            <w:tcW w:type="dxa" w:w="2835"/>
+            <w:tcW w:type="dxa" w:w="3005"/>
           </w:tcPr>
           <w:p>
             <w:pPr>
@@ -826,9 +1197,10 @@
             <w:r>
               <w:rPr>
                 <w:rFonts w:ascii="Times New Roman" w:hAnsi="Times New Roman"/>
+                <w:b w:val="0"/>
                 <w:sz w:val="20"/>
               </w:rPr>
-              <w:t>МСВ, 3 полюса</w:t>
+              <w:t>ГОСТ IEC 60898-1</w:t>
             </w:r>
           </w:p>
         </w:tc>
@@ -836,7 +1208,7 @@
       <w:tr>
         <w:tc>
           <w:tcPr>
-            <w:tcW w:type="dxa" w:w="737"/>
+            <w:tcW w:type="dxa" w:w="850"/>
           </w:tcPr>
           <w:p>
             <w:pPr>
@@ -845,15 +1217,16 @@
             <w:r>
               <w:rPr>
                 <w:rFonts w:ascii="Times New Roman" w:hAnsi="Times New Roman"/>
+                <w:b w:val="0"/>
                 <w:sz w:val="20"/>
               </w:rPr>
-              <w:t>7</w:t>
+              <w:t>10</w:t>
             </w:r>
           </w:p>
         </w:tc>
         <w:tc>
           <w:tcPr>
-            <w:tcW w:type="dxa" w:w="2551"/>
+            <w:tcW w:type="dxa" w:w="2268"/>
           </w:tcPr>
           <w:p>
             <w:pPr>
@@ -862,15 +1235,16 @@
             <w:r>
               <w:rPr>
                 <w:rFonts w:ascii="Times New Roman" w:hAnsi="Times New Roman"/>
+                <w:b w:val="0"/>
                 <w:sz w:val="20"/>
               </w:rPr>
-              <w:t>АВ 16А C</w:t>
+              <w:t>ВА47-63 10C</w:t>
             </w:r>
           </w:p>
         </w:tc>
         <w:tc>
           <w:tcPr>
-            <w:tcW w:type="dxa" w:w="4535"/>
+            <w:tcW w:type="dxa" w:w="4819"/>
           </w:tcPr>
           <w:p>
             <w:pPr>
@@ -879,9 +1253,10 @@
             <w:r>
               <w:rPr>
                 <w:rFonts w:ascii="Times New Roman" w:hAnsi="Times New Roman"/>
+                <w:b w:val="0"/>
                 <w:sz w:val="20"/>
               </w:rPr>
-              <w:t>Выключатель автоматический 3П 16А хар.C</w:t>
+              <w:t>Выключатель автоматический ВА47-63 10А хар.C 3пол., ГОСТ IEC 60898-1</w:t>
             </w:r>
           </w:p>
         </w:tc>
@@ -896,6 +1271,447 @@
             <w:r>
               <w:rPr>
                 <w:rFonts w:ascii="Times New Roman" w:hAnsi="Times New Roman"/>
+                <w:b w:val="0"/>
+                <w:sz w:val="20"/>
+              </w:rPr>
+              <w:t>2</w:t>
+            </w:r>
+          </w:p>
+        </w:tc>
+        <w:tc>
+          <w:tcPr>
+            <w:tcW w:type="dxa" w:w="680"/>
+          </w:tcPr>
+          <w:p>
+            <w:pPr>
+              <w:jc w:val="center"/>
+            </w:pPr>
+            <w:r>
+              <w:rPr>
+                <w:rFonts w:ascii="Times New Roman" w:hAnsi="Times New Roman"/>
+                <w:b w:val="0"/>
+                <w:sz w:val="20"/>
+              </w:rPr>
+              <w:t>шт.</w:t>
+            </w:r>
+          </w:p>
+        </w:tc>
+        <w:tc>
+          <w:tcPr>
+            <w:tcW w:type="dxa" w:w="3005"/>
+          </w:tcPr>
+          <w:p>
+            <w:pPr>
+              <w:jc w:val="left"/>
+            </w:pPr>
+            <w:r>
+              <w:rPr>
+                <w:rFonts w:ascii="Times New Roman" w:hAnsi="Times New Roman"/>
+                <w:b w:val="0"/>
+                <w:sz w:val="20"/>
+              </w:rPr>
+              <w:t>ГОСТ IEC 60898-1</w:t>
+            </w:r>
+          </w:p>
+        </w:tc>
+      </w:tr>
+      <w:tr>
+        <w:tc>
+          <w:tcPr>
+            <w:tcW w:type="dxa" w:w="850"/>
+          </w:tcPr>
+          <w:p>
+            <w:pPr>
+              <w:jc w:val="center"/>
+            </w:pPr>
+            <w:r>
+              <w:rPr>
+                <w:rFonts w:ascii="Times New Roman" w:hAnsi="Times New Roman"/>
+                <w:b w:val="0"/>
+                <w:sz w:val="20"/>
+              </w:rPr>
+              <w:t>11</w:t>
+            </w:r>
+          </w:p>
+        </w:tc>
+        <w:tc>
+          <w:tcPr>
+            <w:tcW w:type="dxa" w:w="2268"/>
+          </w:tcPr>
+          <w:p>
+            <w:pPr>
+              <w:jc w:val="left"/>
+            </w:pPr>
+            <w:r>
+              <w:rPr>
+                <w:rFonts w:ascii="Times New Roman" w:hAnsi="Times New Roman"/>
+                <w:b w:val="0"/>
+                <w:sz w:val="20"/>
+              </w:rPr>
+              <w:t>ВА47-63 10D</w:t>
+            </w:r>
+          </w:p>
+        </w:tc>
+        <w:tc>
+          <w:tcPr>
+            <w:tcW w:type="dxa" w:w="4819"/>
+          </w:tcPr>
+          <w:p>
+            <w:pPr>
+              <w:jc w:val="left"/>
+            </w:pPr>
+            <w:r>
+              <w:rPr>
+                <w:rFonts w:ascii="Times New Roman" w:hAnsi="Times New Roman"/>
+                <w:b w:val="0"/>
+                <w:sz w:val="20"/>
+              </w:rPr>
+              <w:t>Выключатель автоматический ВА47-63 10А хар.D 3пол., ГОСТ IEC 60898-1</w:t>
+            </w:r>
+          </w:p>
+        </w:tc>
+        <w:tc>
+          <w:tcPr>
+            <w:tcW w:type="dxa" w:w="850"/>
+          </w:tcPr>
+          <w:p>
+            <w:pPr>
+              <w:jc w:val="center"/>
+            </w:pPr>
+            <w:r>
+              <w:rPr>
+                <w:rFonts w:ascii="Times New Roman" w:hAnsi="Times New Roman"/>
+                <w:b w:val="0"/>
+                <w:sz w:val="20"/>
+              </w:rPr>
+              <w:t>2</w:t>
+            </w:r>
+          </w:p>
+        </w:tc>
+        <w:tc>
+          <w:tcPr>
+            <w:tcW w:type="dxa" w:w="680"/>
+          </w:tcPr>
+          <w:p>
+            <w:pPr>
+              <w:jc w:val="center"/>
+            </w:pPr>
+            <w:r>
+              <w:rPr>
+                <w:rFonts w:ascii="Times New Roman" w:hAnsi="Times New Roman"/>
+                <w:b w:val="0"/>
+                <w:sz w:val="20"/>
+              </w:rPr>
+              <w:t>шт.</w:t>
+            </w:r>
+          </w:p>
+        </w:tc>
+        <w:tc>
+          <w:tcPr>
+            <w:tcW w:type="dxa" w:w="3005"/>
+          </w:tcPr>
+          <w:p>
+            <w:pPr>
+              <w:jc w:val="left"/>
+            </w:pPr>
+            <w:r>
+              <w:rPr>
+                <w:rFonts w:ascii="Times New Roman" w:hAnsi="Times New Roman"/>
+                <w:b w:val="0"/>
+                <w:sz w:val="20"/>
+              </w:rPr>
+              <w:t>ГОСТ IEC 60898-1</w:t>
+            </w:r>
+          </w:p>
+        </w:tc>
+      </w:tr>
+      <w:tr>
+        <w:tc>
+          <w:tcPr>
+            <w:tcW w:type="dxa" w:w="850"/>
+          </w:tcPr>
+          <w:p>
+            <w:pPr>
+              <w:jc w:val="center"/>
+            </w:pPr>
+            <w:r>
+              <w:rPr>
+                <w:rFonts w:ascii="Times New Roman" w:hAnsi="Times New Roman"/>
+                <w:b w:val="0"/>
+                <w:sz w:val="20"/>
+              </w:rPr>
+              <w:t>12</w:t>
+            </w:r>
+          </w:p>
+        </w:tc>
+        <w:tc>
+          <w:tcPr>
+            <w:tcW w:type="dxa" w:w="2268"/>
+          </w:tcPr>
+          <w:p>
+            <w:pPr>
+              <w:jc w:val="left"/>
+            </w:pPr>
+            <w:r>
+              <w:rPr>
+                <w:rFonts w:ascii="Times New Roman" w:hAnsi="Times New Roman"/>
+                <w:b w:val="0"/>
+                <w:sz w:val="20"/>
+              </w:rPr>
+              <w:t>ВА47-63 16C</w:t>
+            </w:r>
+          </w:p>
+        </w:tc>
+        <w:tc>
+          <w:tcPr>
+            <w:tcW w:type="dxa" w:w="4819"/>
+          </w:tcPr>
+          <w:p>
+            <w:pPr>
+              <w:jc w:val="left"/>
+            </w:pPr>
+            <w:r>
+              <w:rPr>
+                <w:rFonts w:ascii="Times New Roman" w:hAnsi="Times New Roman"/>
+                <w:b w:val="0"/>
+                <w:sz w:val="20"/>
+              </w:rPr>
+              <w:t>Выключатель автоматический ВА47-63 16А хар.C 3пол., ГОСТ IEC 60898-1</w:t>
+            </w:r>
+          </w:p>
+        </w:tc>
+        <w:tc>
+          <w:tcPr>
+            <w:tcW w:type="dxa" w:w="850"/>
+          </w:tcPr>
+          <w:p>
+            <w:pPr>
+              <w:jc w:val="center"/>
+            </w:pPr>
+            <w:r>
+              <w:rPr>
+                <w:rFonts w:ascii="Times New Roman" w:hAnsi="Times New Roman"/>
+                <w:b w:val="0"/>
+                <w:sz w:val="20"/>
+              </w:rPr>
+              <w:t>3</w:t>
+            </w:r>
+          </w:p>
+        </w:tc>
+        <w:tc>
+          <w:tcPr>
+            <w:tcW w:type="dxa" w:w="680"/>
+          </w:tcPr>
+          <w:p>
+            <w:pPr>
+              <w:jc w:val="center"/>
+            </w:pPr>
+            <w:r>
+              <w:rPr>
+                <w:rFonts w:ascii="Times New Roman" w:hAnsi="Times New Roman"/>
+                <w:b w:val="0"/>
+                <w:sz w:val="20"/>
+              </w:rPr>
+              <w:t>шт.</w:t>
+            </w:r>
+          </w:p>
+        </w:tc>
+        <w:tc>
+          <w:tcPr>
+            <w:tcW w:type="dxa" w:w="3005"/>
+          </w:tcPr>
+          <w:p>
+            <w:pPr>
+              <w:jc w:val="left"/>
+            </w:pPr>
+            <w:r>
+              <w:rPr>
+                <w:rFonts w:ascii="Times New Roman" w:hAnsi="Times New Roman"/>
+                <w:b w:val="0"/>
+                <w:sz w:val="20"/>
+              </w:rPr>
+              <w:t>ГОСТ IEC 60898-1</w:t>
+            </w:r>
+          </w:p>
+        </w:tc>
+      </w:tr>
+      <w:tr>
+        <w:tc>
+          <w:tcPr>
+            <w:tcW w:type="dxa" w:w="850"/>
+          </w:tcPr>
+          <w:p>
+            <w:pPr>
+              <w:jc w:val="center"/>
+            </w:pPr>
+            <w:r>
+              <w:rPr>
+                <w:rFonts w:ascii="Times New Roman" w:hAnsi="Times New Roman"/>
+                <w:b w:val="0"/>
+                <w:sz w:val="20"/>
+              </w:rPr>
+              <w:t>13</w:t>
+            </w:r>
+          </w:p>
+        </w:tc>
+        <w:tc>
+          <w:tcPr>
+            <w:tcW w:type="dxa" w:w="2268"/>
+          </w:tcPr>
+          <w:p>
+            <w:pPr>
+              <w:jc w:val="left"/>
+            </w:pPr>
+            <w:r>
+              <w:rPr>
+                <w:rFonts w:ascii="Times New Roman" w:hAnsi="Times New Roman"/>
+                <w:b w:val="0"/>
+                <w:sz w:val="20"/>
+              </w:rPr>
+              <w:t>ВА47-63 16D</w:t>
+            </w:r>
+          </w:p>
+        </w:tc>
+        <w:tc>
+          <w:tcPr>
+            <w:tcW w:type="dxa" w:w="4819"/>
+          </w:tcPr>
+          <w:p>
+            <w:pPr>
+              <w:jc w:val="left"/>
+            </w:pPr>
+            <w:r>
+              <w:rPr>
+                <w:rFonts w:ascii="Times New Roman" w:hAnsi="Times New Roman"/>
+                <w:b w:val="0"/>
+                <w:sz w:val="20"/>
+              </w:rPr>
+              <w:t>Выключатель автоматический ВА47-63 16А хар.D 3пол., ГОСТ IEC 60898-1</w:t>
+            </w:r>
+          </w:p>
+        </w:tc>
+        <w:tc>
+          <w:tcPr>
+            <w:tcW w:type="dxa" w:w="850"/>
+          </w:tcPr>
+          <w:p>
+            <w:pPr>
+              <w:jc w:val="center"/>
+            </w:pPr>
+            <w:r>
+              <w:rPr>
+                <w:rFonts w:ascii="Times New Roman" w:hAnsi="Times New Roman"/>
+                <w:b w:val="0"/>
+                <w:sz w:val="20"/>
+              </w:rPr>
+              <w:t>3</w:t>
+            </w:r>
+          </w:p>
+        </w:tc>
+        <w:tc>
+          <w:tcPr>
+            <w:tcW w:type="dxa" w:w="680"/>
+          </w:tcPr>
+          <w:p>
+            <w:pPr>
+              <w:jc w:val="center"/>
+            </w:pPr>
+            <w:r>
+              <w:rPr>
+                <w:rFonts w:ascii="Times New Roman" w:hAnsi="Times New Roman"/>
+                <w:b w:val="0"/>
+                <w:sz w:val="20"/>
+              </w:rPr>
+              <w:t>шт.</w:t>
+            </w:r>
+          </w:p>
+        </w:tc>
+        <w:tc>
+          <w:tcPr>
+            <w:tcW w:type="dxa" w:w="3005"/>
+          </w:tcPr>
+          <w:p>
+            <w:pPr>
+              <w:jc w:val="left"/>
+            </w:pPr>
+            <w:r>
+              <w:rPr>
+                <w:rFonts w:ascii="Times New Roman" w:hAnsi="Times New Roman"/>
+                <w:b w:val="0"/>
+                <w:sz w:val="20"/>
+              </w:rPr>
+              <w:t>ГОСТ IEC 60898-1</w:t>
+            </w:r>
+          </w:p>
+        </w:tc>
+      </w:tr>
+      <w:tr>
+        <w:tc>
+          <w:tcPr>
+            <w:tcW w:type="dxa" w:w="850"/>
+          </w:tcPr>
+          <w:p>
+            <w:pPr>
+              <w:jc w:val="center"/>
+            </w:pPr>
+            <w:r>
+              <w:rPr>
+                <w:rFonts w:ascii="Times New Roman" w:hAnsi="Times New Roman"/>
+                <w:b w:val="0"/>
+                <w:sz w:val="20"/>
+              </w:rPr>
+              <w:t>14</w:t>
+            </w:r>
+          </w:p>
+        </w:tc>
+        <w:tc>
+          <w:tcPr>
+            <w:tcW w:type="dxa" w:w="2268"/>
+          </w:tcPr>
+          <w:p>
+            <w:pPr>
+              <w:jc w:val="left"/>
+            </w:pPr>
+            <w:r>
+              <w:rPr>
+                <w:rFonts w:ascii="Times New Roman" w:hAnsi="Times New Roman"/>
+                <w:b w:val="0"/>
+                <w:sz w:val="20"/>
+              </w:rPr>
+              <w:t>ВА47-63 20C</w:t>
+            </w:r>
+          </w:p>
+        </w:tc>
+        <w:tc>
+          <w:tcPr>
+            <w:tcW w:type="dxa" w:w="4819"/>
+          </w:tcPr>
+          <w:p>
+            <w:pPr>
+              <w:jc w:val="left"/>
+            </w:pPr>
+            <w:r>
+              <w:rPr>
+                <w:rFonts w:ascii="Times New Roman" w:hAnsi="Times New Roman"/>
+                <w:b w:val="0"/>
+                <w:sz w:val="20"/>
+              </w:rPr>
+              <w:t>Выключатель автоматический ВА47-63 20А хар.C 3пол., ГОСТ IEC 60898-1</w:t>
+            </w:r>
+          </w:p>
+        </w:tc>
+        <w:tc>
+          <w:tcPr>
+            <w:tcW w:type="dxa" w:w="850"/>
+          </w:tcPr>
+          <w:p>
+            <w:pPr>
+              <w:jc w:val="center"/>
+            </w:pPr>
+            <w:r>
+              <w:rPr>
+                <w:rFonts w:ascii="Times New Roman" w:hAnsi="Times New Roman"/>
+                <w:b w:val="0"/>
                 <w:sz w:val="20"/>
               </w:rPr>
               <w:t>1</w:t>
@@ -913,6 +1729,7 @@
             <w:r>
               <w:rPr>
                 <w:rFonts w:ascii="Times New Roman" w:hAnsi="Times New Roman"/>
+                <w:b w:val="0"/>
                 <w:sz w:val="20"/>
               </w:rPr>
               <w:t>шт.</w:t>
@@ -921,7 +1738,7 @@
         </w:tc>
         <w:tc>
           <w:tcPr>
-            <w:tcW w:type="dxa" w:w="2835"/>
+            <w:tcW w:type="dxa" w:w="3005"/>
           </w:tcPr>
           <w:p>
             <w:pPr>
@@ -930,9 +1747,10 @@
             <w:r>
               <w:rPr>
                 <w:rFonts w:ascii="Times New Roman" w:hAnsi="Times New Roman"/>
+                <w:b w:val="0"/>
                 <w:sz w:val="20"/>
               </w:rPr>
-              <w:t>МСВ, 3 полюса</w:t>
+              <w:t>ГОСТ IEC 60898-1</w:t>
             </w:r>
           </w:p>
         </w:tc>
@@ -940,7 +1758,7 @@
       <w:tr>
         <w:tc>
           <w:tcPr>
-            <w:tcW w:type="dxa" w:w="737"/>
+            <w:tcW w:type="dxa" w:w="850"/>
           </w:tcPr>
           <w:p>
             <w:pPr>
@@ -949,15 +1767,16 @@
             <w:r>
               <w:rPr>
                 <w:rFonts w:ascii="Times New Roman" w:hAnsi="Times New Roman"/>
+                <w:b w:val="0"/>
                 <w:sz w:val="20"/>
               </w:rPr>
-              <w:t>8</w:t>
+              <w:t>15</w:t>
             </w:r>
           </w:p>
         </w:tc>
         <w:tc>
           <w:tcPr>
-            <w:tcW w:type="dxa" w:w="2551"/>
+            <w:tcW w:type="dxa" w:w="2268"/>
           </w:tcPr>
           <w:p>
             <w:pPr>
@@ -966,15 +1785,16 @@
             <w:r>
               <w:rPr>
                 <w:rFonts w:ascii="Times New Roman" w:hAnsi="Times New Roman"/>
+                <w:b w:val="0"/>
                 <w:sz w:val="20"/>
               </w:rPr>
-              <w:t>АВ 16А D</w:t>
+              <w:t>ВА57-35 80C</w:t>
             </w:r>
           </w:p>
         </w:tc>
         <w:tc>
           <w:tcPr>
-            <w:tcW w:type="dxa" w:w="4535"/>
+            <w:tcW w:type="dxa" w:w="4819"/>
           </w:tcPr>
           <w:p>
             <w:pPr>
@@ -983,9 +1803,10 @@
             <w:r>
               <w:rPr>
                 <w:rFonts w:ascii="Times New Roman" w:hAnsi="Times New Roman"/>
+                <w:b w:val="0"/>
                 <w:sz w:val="20"/>
               </w:rPr>
-              <w:t>Выключатель автоматический 3П 16А хар.D</w:t>
+              <w:t>Выключатель автоматический ВА57-35 80А хар.C 3пол., ГОСТ Р 50030.2</w:t>
             </w:r>
           </w:p>
         </w:tc>
@@ -1000,6 +1821,7 @@
             <w:r>
               <w:rPr>
                 <w:rFonts w:ascii="Times New Roman" w:hAnsi="Times New Roman"/>
+                <w:b w:val="0"/>
                 <w:sz w:val="20"/>
               </w:rPr>
               <w:t>1</w:t>
@@ -1017,6 +1839,7 @@
             <w:r>
               <w:rPr>
                 <w:rFonts w:ascii="Times New Roman" w:hAnsi="Times New Roman"/>
+                <w:b w:val="0"/>
                 <w:sz w:val="20"/>
               </w:rPr>
               <w:t>шт.</w:t>
@@ -1025,7 +1848,7 @@
         </w:tc>
         <w:tc>
           <w:tcPr>
-            <w:tcW w:type="dxa" w:w="2835"/>
+            <w:tcW w:type="dxa" w:w="3005"/>
           </w:tcPr>
           <w:p>
             <w:pPr>
@@ -1034,9 +1857,10 @@
             <w:r>
               <w:rPr>
                 <w:rFonts w:ascii="Times New Roman" w:hAnsi="Times New Roman"/>
+                <w:b w:val="0"/>
                 <w:sz w:val="20"/>
               </w:rPr>
-              <w:t>МСВ, 3 полюса</w:t>
+              <w:t>ГОСТ Р 50030.2</w:t>
             </w:r>
           </w:p>
         </w:tc>
@@ -1044,7 +1868,28 @@
       <w:tr>
         <w:tc>
           <w:tcPr>
-            <w:tcW w:type="dxa" w:w="737"/>
+            <w:tcW w:type="dxa" w:w="15138"/>
+            <w:gridSpan w:val="6"/>
+          </w:tcPr>
+          <w:p>
+            <w:pPr>
+              <w:jc w:val="left"/>
+            </w:pPr>
+            <w:r>
+              <w:rPr>
+                <w:rFonts w:ascii="Times New Roman" w:hAnsi="Times New Roman"/>
+                <w:b/>
+                <w:sz w:val="20"/>
+              </w:rPr>
+              <w:t xml:space="preserve">  3. Кабели и провода</w:t>
+            </w:r>
+          </w:p>
+        </w:tc>
+      </w:tr>
+      <w:tr>
+        <w:tc>
+          <w:tcPr>
+            <w:tcW w:type="dxa" w:w="850"/>
           </w:tcPr>
           <w:p>
             <w:pPr>
@@ -1053,15 +1898,16 @@
             <w:r>
               <w:rPr>
                 <w:rFonts w:ascii="Times New Roman" w:hAnsi="Times New Roman"/>
+                <w:b w:val="0"/>
                 <w:sz w:val="20"/>
               </w:rPr>
-              <w:t>9</w:t>
+              <w:t>16</w:t>
             </w:r>
           </w:p>
         </w:tc>
         <w:tc>
           <w:tcPr>
-            <w:tcW w:type="dxa" w:w="2551"/>
+            <w:tcW w:type="dxa" w:w="2268"/>
           </w:tcPr>
           <w:p>
             <w:pPr>
@@ -1070,15 +1916,16 @@
             <w:r>
               <w:rPr>
                 <w:rFonts w:ascii="Times New Roman" w:hAnsi="Times New Roman"/>
+                <w:b w:val="0"/>
                 <w:sz w:val="20"/>
               </w:rPr>
-              <w:t>АВ 20А C</w:t>
+              <w:t>ВВГнг-FRLS 4×1.5</w:t>
             </w:r>
           </w:p>
         </w:tc>
         <w:tc>
           <w:tcPr>
-            <w:tcW w:type="dxa" w:w="4535"/>
+            <w:tcW w:type="dxa" w:w="4819"/>
           </w:tcPr>
           <w:p>
             <w:pPr>
@@ -1087,9 +1934,10 @@
             <w:r>
               <w:rPr>
                 <w:rFonts w:ascii="Times New Roman" w:hAnsi="Times New Roman"/>
+                <w:b w:val="0"/>
                 <w:sz w:val="20"/>
               </w:rPr>
-              <w:t>Выключатель автоматический 3П 20А хар.C</w:t>
+              <w:t>Кабель ВВГнг-FRLS 4×1.5 мм²</w:t>
             </w:r>
           </w:p>
         </w:tc>
@@ -1104,6 +1952,468 @@
             <w:r>
               <w:rPr>
                 <w:rFonts w:ascii="Times New Roman" w:hAnsi="Times New Roman"/>
+                <w:b w:val="0"/>
+                <w:sz w:val="20"/>
+              </w:rPr>
+              <w:t>124</w:t>
+            </w:r>
+          </w:p>
+        </w:tc>
+        <w:tc>
+          <w:tcPr>
+            <w:tcW w:type="dxa" w:w="680"/>
+          </w:tcPr>
+          <w:p>
+            <w:pPr>
+              <w:jc w:val="center"/>
+            </w:pPr>
+            <w:r>
+              <w:rPr>
+                <w:rFonts w:ascii="Times New Roman" w:hAnsi="Times New Roman"/>
+                <w:b w:val="0"/>
+                <w:sz w:val="20"/>
+              </w:rPr>
+              <w:t>м</w:t>
+            </w:r>
+          </w:p>
+        </w:tc>
+        <w:tc>
+          <w:tcPr>
+            <w:tcW w:type="dxa" w:w="3005"/>
+          </w:tcPr>
+          <w:p>
+            <w:pPr>
+              <w:jc w:val="left"/>
+            </w:pPr>
+            <w:r>
+              <w:rPr>
+                <w:rFonts w:ascii="Times New Roman" w:hAnsi="Times New Roman"/>
+                <w:b w:val="0"/>
+                <w:sz w:val="20"/>
+              </w:rPr>
+              <w:t>план 35м + запас 20%</w:t>
+            </w:r>
+          </w:p>
+        </w:tc>
+      </w:tr>
+      <w:tr>
+        <w:tc>
+          <w:tcPr>
+            <w:tcW w:type="dxa" w:w="850"/>
+          </w:tcPr>
+          <w:p>
+            <w:pPr>
+              <w:jc w:val="center"/>
+            </w:pPr>
+            <w:r>
+              <w:rPr>
+                <w:rFonts w:ascii="Times New Roman" w:hAnsi="Times New Roman"/>
+                <w:b w:val="0"/>
+                <w:sz w:val="20"/>
+              </w:rPr>
+              <w:t>17</w:t>
+            </w:r>
+          </w:p>
+        </w:tc>
+        <w:tc>
+          <w:tcPr>
+            <w:tcW w:type="dxa" w:w="2268"/>
+          </w:tcPr>
+          <w:p>
+            <w:pPr>
+              <w:jc w:val="left"/>
+            </w:pPr>
+            <w:r>
+              <w:rPr>
+                <w:rFonts w:ascii="Times New Roman" w:hAnsi="Times New Roman"/>
+                <w:b w:val="0"/>
+                <w:sz w:val="20"/>
+              </w:rPr>
+              <w:t>ВВГнг-LS 3×1.5</w:t>
+            </w:r>
+          </w:p>
+        </w:tc>
+        <w:tc>
+          <w:tcPr>
+            <w:tcW w:type="dxa" w:w="4819"/>
+          </w:tcPr>
+          <w:p>
+            <w:pPr>
+              <w:jc w:val="left"/>
+            </w:pPr>
+            <w:r>
+              <w:rPr>
+                <w:rFonts w:ascii="Times New Roman" w:hAnsi="Times New Roman"/>
+                <w:b w:val="0"/>
+                <w:sz w:val="20"/>
+              </w:rPr>
+              <w:t>Кабель ВВГнг-LS 3×1.5 мм²</w:t>
+            </w:r>
+          </w:p>
+        </w:tc>
+        <w:tc>
+          <w:tcPr>
+            <w:tcW w:type="dxa" w:w="850"/>
+          </w:tcPr>
+          <w:p>
+            <w:pPr>
+              <w:jc w:val="center"/>
+            </w:pPr>
+            <w:r>
+              <w:rPr>
+                <w:rFonts w:ascii="Times New Roman" w:hAnsi="Times New Roman"/>
+                <w:b w:val="0"/>
+                <w:sz w:val="20"/>
+              </w:rPr>
+              <w:t>150</w:t>
+            </w:r>
+          </w:p>
+        </w:tc>
+        <w:tc>
+          <w:tcPr>
+            <w:tcW w:type="dxa" w:w="680"/>
+          </w:tcPr>
+          <w:p>
+            <w:pPr>
+              <w:jc w:val="center"/>
+            </w:pPr>
+            <w:r>
+              <w:rPr>
+                <w:rFonts w:ascii="Times New Roman" w:hAnsi="Times New Roman"/>
+                <w:b w:val="0"/>
+                <w:sz w:val="20"/>
+              </w:rPr>
+              <w:t>м</w:t>
+            </w:r>
+          </w:p>
+        </w:tc>
+        <w:tc>
+          <w:tcPr>
+            <w:tcW w:type="dxa" w:w="3005"/>
+          </w:tcPr>
+          <w:p>
+            <w:pPr>
+              <w:jc w:val="left"/>
+            </w:pPr>
+            <w:r>
+              <w:rPr>
+                <w:rFonts w:ascii="Times New Roman" w:hAnsi="Times New Roman"/>
+                <w:b w:val="0"/>
+                <w:sz w:val="20"/>
+              </w:rPr>
+              <w:t>план 15м + запас 20%; план 20м + запас 20%; план 25м + запас 20%; план 30м + запас 20%; план 35м + запас 20%</w:t>
+            </w:r>
+          </w:p>
+        </w:tc>
+      </w:tr>
+      <w:tr>
+        <w:tc>
+          <w:tcPr>
+            <w:tcW w:type="dxa" w:w="850"/>
+          </w:tcPr>
+          <w:p>
+            <w:pPr>
+              <w:jc w:val="center"/>
+            </w:pPr>
+            <w:r>
+              <w:rPr>
+                <w:rFonts w:ascii="Times New Roman" w:hAnsi="Times New Roman"/>
+                <w:b w:val="0"/>
+                <w:sz w:val="20"/>
+              </w:rPr>
+              <w:t>18</w:t>
+            </w:r>
+          </w:p>
+        </w:tc>
+        <w:tc>
+          <w:tcPr>
+            <w:tcW w:type="dxa" w:w="2268"/>
+          </w:tcPr>
+          <w:p>
+            <w:pPr>
+              <w:jc w:val="left"/>
+            </w:pPr>
+            <w:r>
+              <w:rPr>
+                <w:rFonts w:ascii="Times New Roman" w:hAnsi="Times New Roman"/>
+                <w:b w:val="0"/>
+                <w:sz w:val="20"/>
+              </w:rPr>
+              <w:t>ВВГнг-LS 4×1.5</w:t>
+            </w:r>
+          </w:p>
+        </w:tc>
+        <w:tc>
+          <w:tcPr>
+            <w:tcW w:type="dxa" w:w="4819"/>
+          </w:tcPr>
+          <w:p>
+            <w:pPr>
+              <w:jc w:val="left"/>
+            </w:pPr>
+            <w:r>
+              <w:rPr>
+                <w:rFonts w:ascii="Times New Roman" w:hAnsi="Times New Roman"/>
+                <w:b w:val="0"/>
+                <w:sz w:val="20"/>
+              </w:rPr>
+              <w:t>Кабель ВВГнг-LS 4×1.5 мм²</w:t>
+            </w:r>
+          </w:p>
+        </w:tc>
+        <w:tc>
+          <w:tcPr>
+            <w:tcW w:type="dxa" w:w="850"/>
+          </w:tcPr>
+          <w:p>
+            <w:pPr>
+              <w:jc w:val="center"/>
+            </w:pPr>
+            <w:r>
+              <w:rPr>
+                <w:rFonts w:ascii="Times New Roman" w:hAnsi="Times New Roman"/>
+                <w:b w:val="0"/>
+                <w:sz w:val="20"/>
+              </w:rPr>
+              <w:t>322</w:t>
+            </w:r>
+          </w:p>
+        </w:tc>
+        <w:tc>
+          <w:tcPr>
+            <w:tcW w:type="dxa" w:w="680"/>
+          </w:tcPr>
+          <w:p>
+            <w:pPr>
+              <w:jc w:val="center"/>
+            </w:pPr>
+            <w:r>
+              <w:rPr>
+                <w:rFonts w:ascii="Times New Roman" w:hAnsi="Times New Roman"/>
+                <w:b w:val="0"/>
+                <w:sz w:val="20"/>
+              </w:rPr>
+              <w:t>м</w:t>
+            </w:r>
+          </w:p>
+        </w:tc>
+        <w:tc>
+          <w:tcPr>
+            <w:tcW w:type="dxa" w:w="3005"/>
+          </w:tcPr>
+          <w:p>
+            <w:pPr>
+              <w:jc w:val="left"/>
+            </w:pPr>
+            <w:r>
+              <w:rPr>
+                <w:rFonts w:ascii="Times New Roman" w:hAnsi="Times New Roman"/>
+                <w:b w:val="0"/>
+                <w:sz w:val="20"/>
+              </w:rPr>
+              <w:t>план 20м + запас 20%; план 25м + запас 20%; план 30м + запас 20%; план 40м + запас 20%</w:t>
+            </w:r>
+          </w:p>
+        </w:tc>
+      </w:tr>
+      <w:tr>
+        <w:tc>
+          <w:tcPr>
+            <w:tcW w:type="dxa" w:w="850"/>
+          </w:tcPr>
+          <w:p>
+            <w:pPr>
+              <w:jc w:val="center"/>
+            </w:pPr>
+            <w:r>
+              <w:rPr>
+                <w:rFonts w:ascii="Times New Roman" w:hAnsi="Times New Roman"/>
+                <w:b w:val="0"/>
+                <w:sz w:val="20"/>
+              </w:rPr>
+              <w:t>19</w:t>
+            </w:r>
+          </w:p>
+        </w:tc>
+        <w:tc>
+          <w:tcPr>
+            <w:tcW w:type="dxa" w:w="2268"/>
+          </w:tcPr>
+          <w:p>
+            <w:pPr>
+              <w:jc w:val="left"/>
+            </w:pPr>
+            <w:r>
+              <w:rPr>
+                <w:rFonts w:ascii="Times New Roman" w:hAnsi="Times New Roman"/>
+                <w:b w:val="0"/>
+                <w:sz w:val="20"/>
+              </w:rPr>
+              <w:t>ВВГнг-LS 4×25</w:t>
+            </w:r>
+          </w:p>
+        </w:tc>
+        <w:tc>
+          <w:tcPr>
+            <w:tcW w:type="dxa" w:w="4819"/>
+          </w:tcPr>
+          <w:p>
+            <w:pPr>
+              <w:jc w:val="left"/>
+            </w:pPr>
+            <w:r>
+              <w:rPr>
+                <w:rFonts w:ascii="Times New Roman" w:hAnsi="Times New Roman"/>
+                <w:b w:val="0"/>
+                <w:sz w:val="20"/>
+              </w:rPr>
+              <w:t>Кабель ВВГнг-LS 4×25 мм²</w:t>
+            </w:r>
+          </w:p>
+        </w:tc>
+        <w:tc>
+          <w:tcPr>
+            <w:tcW w:type="dxa" w:w="850"/>
+          </w:tcPr>
+          <w:p>
+            <w:pPr>
+              <w:jc w:val="center"/>
+            </w:pPr>
+            <w:r>
+              <w:rPr>
+                <w:rFonts w:ascii="Times New Roman" w:hAnsi="Times New Roman"/>
+                <w:b w:val="0"/>
+                <w:sz w:val="20"/>
+              </w:rPr>
+              <w:t>30</w:t>
+            </w:r>
+          </w:p>
+        </w:tc>
+        <w:tc>
+          <w:tcPr>
+            <w:tcW w:type="dxa" w:w="680"/>
+          </w:tcPr>
+          <w:p>
+            <w:pPr>
+              <w:jc w:val="center"/>
+            </w:pPr>
+            <w:r>
+              <w:rPr>
+                <w:rFonts w:ascii="Times New Roman" w:hAnsi="Times New Roman"/>
+                <w:b w:val="0"/>
+                <w:sz w:val="20"/>
+              </w:rPr>
+              <w:t>м</w:t>
+            </w:r>
+          </w:p>
+        </w:tc>
+        <w:tc>
+          <w:tcPr>
+            <w:tcW w:type="dxa" w:w="3005"/>
+          </w:tcPr>
+          <w:p>
+            <w:pPr>
+              <w:jc w:val="left"/>
+            </w:pPr>
+            <w:r>
+              <w:rPr>
+                <w:rFonts w:ascii="Times New Roman" w:hAnsi="Times New Roman"/>
+                <w:b w:val="0"/>
+                <w:sz w:val="20"/>
+              </w:rPr>
+              <w:t>с запасом 20%</w:t>
+            </w:r>
+          </w:p>
+        </w:tc>
+      </w:tr>
+      <w:tr>
+        <w:tc>
+          <w:tcPr>
+            <w:tcW w:type="dxa" w:w="15138"/>
+            <w:gridSpan w:val="6"/>
+          </w:tcPr>
+          <w:p>
+            <w:pPr>
+              <w:jc w:val="left"/>
+            </w:pPr>
+            <w:r>
+              <w:rPr>
+                <w:rFonts w:ascii="Times New Roman" w:hAnsi="Times New Roman"/>
+                <w:b/>
+                <w:sz w:val="20"/>
+              </w:rPr>
+              <w:t xml:space="preserve">  4. Электроустановочные изделия и оборудование</w:t>
+            </w:r>
+          </w:p>
+        </w:tc>
+      </w:tr>
+      <w:tr>
+        <w:tc>
+          <w:tcPr>
+            <w:tcW w:type="dxa" w:w="850"/>
+          </w:tcPr>
+          <w:p>
+            <w:pPr>
+              <w:jc w:val="center"/>
+            </w:pPr>
+            <w:r>
+              <w:rPr>
+                <w:rFonts w:ascii="Times New Roman" w:hAnsi="Times New Roman"/>
+                <w:b w:val="0"/>
+                <w:sz w:val="20"/>
+              </w:rPr>
+              <w:t>20</w:t>
+            </w:r>
+          </w:p>
+        </w:tc>
+        <w:tc>
+          <w:tcPr>
+            <w:tcW w:type="dxa" w:w="2268"/>
+          </w:tcPr>
+          <w:p>
+            <w:pPr>
+              <w:jc w:val="left"/>
+            </w:pPr>
+            <w:r>
+              <w:rPr>
+                <w:rFonts w:ascii="Times New Roman" w:hAnsi="Times New Roman"/>
+                <w:b w:val="0"/>
+                <w:sz w:val="20"/>
+              </w:rPr>
+              <w:t>БП-24В/5А</w:t>
+            </w:r>
+          </w:p>
+        </w:tc>
+        <w:tc>
+          <w:tcPr>
+            <w:tcW w:type="dxa" w:w="4819"/>
+          </w:tcPr>
+          <w:p>
+            <w:pPr>
+              <w:jc w:val="left"/>
+            </w:pPr>
+            <w:r>
+              <w:rPr>
+                <w:rFonts w:ascii="Times New Roman" w:hAnsi="Times New Roman"/>
+                <w:b w:val="0"/>
+                <w:sz w:val="20"/>
+              </w:rPr>
+              <w:t>Источник питания (ИБП) 24В для цепей управления</w:t>
+            </w:r>
+          </w:p>
+        </w:tc>
+        <w:tc>
+          <w:tcPr>
+            <w:tcW w:type="dxa" w:w="850"/>
+          </w:tcPr>
+          <w:p>
+            <w:pPr>
+              <w:jc w:val="center"/>
+            </w:pPr>
+            <w:r>
+              <w:rPr>
+                <w:rFonts w:ascii="Times New Roman" w:hAnsi="Times New Roman"/>
+                <w:b w:val="0"/>
                 <w:sz w:val="20"/>
               </w:rPr>
               <w:t>1</w:t>
@@ -1121,6 +2431,7 @@
             <w:r>
               <w:rPr>
                 <w:rFonts w:ascii="Times New Roman" w:hAnsi="Times New Roman"/>
+                <w:b w:val="0"/>
                 <w:sz w:val="20"/>
               </w:rPr>
               <w:t>шт.</w:t>
@@ -1129,7 +2440,7 @@
         </w:tc>
         <w:tc>
           <w:tcPr>
-            <w:tcW w:type="dxa" w:w="2835"/>
+            <w:tcW w:type="dxa" w:w="3005"/>
           </w:tcPr>
           <w:p>
             <w:pPr>
@@ -1138,9 +2449,10 @@
             <w:r>
               <w:rPr>
                 <w:rFonts w:ascii="Times New Roman" w:hAnsi="Times New Roman"/>
+                <w:b w:val="0"/>
                 <w:sz w:val="20"/>
               </w:rPr>
-              <w:t>МСВ, 3 полюса</w:t>
+              <w:t>уточнить мощность</w:t>
             </w:r>
           </w:p>
         </w:tc>
@@ -1148,7 +2460,7 @@
       <w:tr>
         <w:tc>
           <w:tcPr>
-            <w:tcW w:type="dxa" w:w="737"/>
+            <w:tcW w:type="dxa" w:w="850"/>
           </w:tcPr>
           <w:p>
             <w:pPr>
@@ -1157,15 +2469,16 @@
             <w:r>
               <w:rPr>
                 <w:rFonts w:ascii="Times New Roman" w:hAnsi="Times New Roman"/>
+                <w:b w:val="0"/>
                 <w:sz w:val="20"/>
               </w:rPr>
-              <w:t>10</w:t>
+              <w:t>21</w:t>
             </w:r>
           </w:p>
         </w:tc>
         <w:tc>
           <w:tcPr>
-            <w:tcW w:type="dxa" w:w="2551"/>
+            <w:tcW w:type="dxa" w:w="2268"/>
           </w:tcPr>
           <w:p>
             <w:pPr>
@@ -1174,15 +2487,16 @@
             <w:r>
               <w:rPr>
                 <w:rFonts w:ascii="Times New Roman" w:hAnsi="Times New Roman"/>
+                <w:b w:val="0"/>
                 <w:sz w:val="20"/>
               </w:rPr>
-              <w:t>АВ 50А C</w:t>
+              <w:t>ЗВИ-20 нг LS</w:t>
             </w:r>
           </w:p>
         </w:tc>
         <w:tc>
           <w:tcPr>
-            <w:tcW w:type="dxa" w:w="4535"/>
+            <w:tcW w:type="dxa" w:w="4819"/>
           </w:tcPr>
           <w:p>
             <w:pPr>
@@ -1191,9 +2505,10 @@
             <w:r>
               <w:rPr>
                 <w:rFonts w:ascii="Times New Roman" w:hAnsi="Times New Roman"/>
+                <w:b w:val="0"/>
                 <w:sz w:val="20"/>
               </w:rPr>
-              <w:t>Выключатель автоматический 3П 50А хар.C</w:t>
+              <w:t>Клеммная колодка вводная</w:t>
             </w:r>
           </w:p>
         </w:tc>
@@ -1208,6 +2523,227 @@
             <w:r>
               <w:rPr>
                 <w:rFonts w:ascii="Times New Roman" w:hAnsi="Times New Roman"/>
+                <w:b w:val="0"/>
+                <w:sz w:val="20"/>
+              </w:rPr>
+              <w:t>24</w:t>
+            </w:r>
+          </w:p>
+        </w:tc>
+        <w:tc>
+          <w:tcPr>
+            <w:tcW w:type="dxa" w:w="680"/>
+          </w:tcPr>
+          <w:p>
+            <w:pPr>
+              <w:jc w:val="center"/>
+            </w:pPr>
+            <w:r>
+              <w:rPr>
+                <w:rFonts w:ascii="Times New Roman" w:hAnsi="Times New Roman"/>
+                <w:b w:val="0"/>
+                <w:sz w:val="20"/>
+              </w:rPr>
+              <w:t>шт.</w:t>
+            </w:r>
+          </w:p>
+        </w:tc>
+        <w:tc>
+          <w:tcPr>
+            <w:tcW w:type="dxa" w:w="3005"/>
+          </w:tcPr>
+          <w:p>
+            <w:pPr>
+              <w:jc w:val="left"/>
+            </w:pPr>
+            <w:r>
+              <w:rPr>
+                <w:rFonts w:ascii="Times New Roman" w:hAnsi="Times New Roman"/>
+                <w:b w:val="0"/>
+                <w:sz w:val="20"/>
+              </w:rPr>
+              <w:t>на ввод (L1, L2, L3, N)</w:t>
+            </w:r>
+          </w:p>
+        </w:tc>
+      </w:tr>
+      <w:tr>
+        <w:tc>
+          <w:tcPr>
+            <w:tcW w:type="dxa" w:w="850"/>
+          </w:tcPr>
+          <w:p>
+            <w:pPr>
+              <w:jc w:val="center"/>
+            </w:pPr>
+            <w:r>
+              <w:rPr>
+                <w:rFonts w:ascii="Times New Roman" w:hAnsi="Times New Roman"/>
+                <w:b w:val="0"/>
+                <w:sz w:val="20"/>
+              </w:rPr>
+              <w:t>22</w:t>
+            </w:r>
+          </w:p>
+        </w:tc>
+        <w:tc>
+          <w:tcPr>
+            <w:tcW w:type="dxa" w:w="2268"/>
+          </w:tcPr>
+          <w:p>
+            <w:pPr>
+              <w:jc w:val="left"/>
+            </w:pPr>
+            <w:r>
+              <w:rPr>
+                <w:rFonts w:ascii="Times New Roman" w:hAnsi="Times New Roman"/>
+                <w:b w:val="0"/>
+                <w:sz w:val="20"/>
+              </w:rPr>
+              <w:t>КМИ-32210 IEK</w:t>
+            </w:r>
+          </w:p>
+        </w:tc>
+        <w:tc>
+          <w:tcPr>
+            <w:tcW w:type="dxa" w:w="4819"/>
+          </w:tcPr>
+          <w:p>
+            <w:pPr>
+              <w:jc w:val="left"/>
+            </w:pPr>
+            <w:r>
+              <w:rPr>
+                <w:rFonts w:ascii="Times New Roman" w:hAnsi="Times New Roman"/>
+                <w:b w:val="0"/>
+                <w:sz w:val="20"/>
+              </w:rPr>
+              <w:t>Контактор 3P</w:t>
+            </w:r>
+          </w:p>
+        </w:tc>
+        <w:tc>
+          <w:tcPr>
+            <w:tcW w:type="dxa" w:w="850"/>
+          </w:tcPr>
+          <w:p>
+            <w:pPr>
+              <w:jc w:val="center"/>
+            </w:pPr>
+            <w:r>
+              <w:rPr>
+                <w:rFonts w:ascii="Times New Roman" w:hAnsi="Times New Roman"/>
+                <w:b w:val="0"/>
+                <w:sz w:val="20"/>
+              </w:rPr>
+              <w:t>3</w:t>
+            </w:r>
+          </w:p>
+        </w:tc>
+        <w:tc>
+          <w:tcPr>
+            <w:tcW w:type="dxa" w:w="680"/>
+          </w:tcPr>
+          <w:p>
+            <w:pPr>
+              <w:jc w:val="center"/>
+            </w:pPr>
+            <w:r>
+              <w:rPr>
+                <w:rFonts w:ascii="Times New Roman" w:hAnsi="Times New Roman"/>
+                <w:b w:val="0"/>
+                <w:sz w:val="20"/>
+              </w:rPr>
+              <w:t>шт.</w:t>
+            </w:r>
+          </w:p>
+        </w:tc>
+        <w:tc>
+          <w:tcPr>
+            <w:tcW w:type="dxa" w:w="3005"/>
+          </w:tcPr>
+          <w:p>
+            <w:pPr>
+              <w:jc w:val="left"/>
+            </w:pPr>
+            <w:r>
+              <w:rPr>
+                <w:rFonts w:ascii="Times New Roman" w:hAnsi="Times New Roman"/>
+                <w:b w:val="0"/>
+                <w:sz w:val="20"/>
+              </w:rPr>
+              <w:t>управление насосами</w:t>
+            </w:r>
+          </w:p>
+        </w:tc>
+      </w:tr>
+      <w:tr>
+        <w:tc>
+          <w:tcPr>
+            <w:tcW w:type="dxa" w:w="850"/>
+          </w:tcPr>
+          <w:p>
+            <w:pPr>
+              <w:jc w:val="center"/>
+            </w:pPr>
+            <w:r>
+              <w:rPr>
+                <w:rFonts w:ascii="Times New Roman" w:hAnsi="Times New Roman"/>
+                <w:b w:val="0"/>
+                <w:sz w:val="20"/>
+              </w:rPr>
+              <w:t>23</w:t>
+            </w:r>
+          </w:p>
+        </w:tc>
+        <w:tc>
+          <w:tcPr>
+            <w:tcW w:type="dxa" w:w="2268"/>
+          </w:tcPr>
+          <w:p>
+            <w:pPr>
+              <w:jc w:val="left"/>
+            </w:pPr>
+            <w:r>
+              <w:rPr>
+                <w:rFonts w:ascii="Times New Roman" w:hAnsi="Times New Roman"/>
+                <w:b w:val="0"/>
+                <w:sz w:val="20"/>
+              </w:rPr>
+              <w:t>КМИ-32210 IEK</w:t>
+            </w:r>
+          </w:p>
+        </w:tc>
+        <w:tc>
+          <w:tcPr>
+            <w:tcW w:type="dxa" w:w="4819"/>
+          </w:tcPr>
+          <w:p>
+            <w:pPr>
+              <w:jc w:val="left"/>
+            </w:pPr>
+            <w:r>
+              <w:rPr>
+                <w:rFonts w:ascii="Times New Roman" w:hAnsi="Times New Roman"/>
+                <w:b w:val="0"/>
+                <w:sz w:val="20"/>
+              </w:rPr>
+              <w:t>Контактор 3P (для вентилятора ДУ)</w:t>
+            </w:r>
+          </w:p>
+        </w:tc>
+        <w:tc>
+          <w:tcPr>
+            <w:tcW w:type="dxa" w:w="850"/>
+          </w:tcPr>
+          <w:p>
+            <w:pPr>
+              <w:jc w:val="center"/>
+            </w:pPr>
+            <w:r>
+              <w:rPr>
+                <w:rFonts w:ascii="Times New Roman" w:hAnsi="Times New Roman"/>
+                <w:b w:val="0"/>
                 <w:sz w:val="20"/>
               </w:rPr>
               <w:t>1</w:t>
@@ -1225,6 +2761,7 @@
             <w:r>
               <w:rPr>
                 <w:rFonts w:ascii="Times New Roman" w:hAnsi="Times New Roman"/>
+                <w:b w:val="0"/>
                 <w:sz w:val="20"/>
               </w:rPr>
               <w:t>шт.</w:t>
@@ -1233,7 +2770,7 @@
         </w:tc>
         <w:tc>
           <w:tcPr>
-            <w:tcW w:type="dxa" w:w="2835"/>
+            <w:tcW w:type="dxa" w:w="3005"/>
           </w:tcPr>
           <w:p>
             <w:pPr>
@@ -1242,9 +2779,10 @@
             <w:r>
               <w:rPr>
                 <w:rFonts w:ascii="Times New Roman" w:hAnsi="Times New Roman"/>
+                <w:b w:val="0"/>
                 <w:sz w:val="20"/>
               </w:rPr>
-              <w:t>МСВ, 3 полюса</w:t>
+              <w:t>пожаробезопасное исполнение</w:t>
             </w:r>
           </w:p>
         </w:tc>
@@ -1252,25 +2790,7 @@
       <w:tr>
         <w:tc>
           <w:tcPr>
-            <w:tcW w:type="dxa" w:w="15138"/>
-            <w:gridSpan w:val="6"/>
-          </w:tcPr>
-          <w:p>
-            <w:r>
-              <w:rPr>
-                <w:rFonts w:ascii="Times New Roman" w:hAnsi="Times New Roman"/>
-                <w:b/>
-                <w:sz w:val="20"/>
-              </w:rPr>
-              <w:t>Кабели и провода</w:t>
-            </w:r>
-          </w:p>
-        </w:tc>
-      </w:tr>
-      <w:tr>
-        <w:tc>
-          <w:tcPr>
-            <w:tcW w:type="dxa" w:w="737"/>
+            <w:tcW w:type="dxa" w:w="850"/>
           </w:tcPr>
           <w:p>
             <w:pPr>
@@ -1279,15 +2799,16 @@
             <w:r>
               <w:rPr>
                 <w:rFonts w:ascii="Times New Roman" w:hAnsi="Times New Roman"/>
+                <w:b w:val="0"/>
                 <w:sz w:val="20"/>
               </w:rPr>
-              <w:t>11</w:t>
+              <w:t>24</w:t>
             </w:r>
           </w:p>
         </w:tc>
         <w:tc>
           <w:tcPr>
-            <w:tcW w:type="dxa" w:w="2551"/>
+            <w:tcW w:type="dxa" w:w="2268"/>
           </w:tcPr>
           <w:p>
             <w:pPr>
@@ -1296,15 +2817,16 @@
             <w:r>
               <w:rPr>
                 <w:rFonts w:ascii="Times New Roman" w:hAnsi="Times New Roman"/>
+                <w:b w:val="0"/>
                 <w:sz w:val="20"/>
               </w:rPr>
-              <w:t>ВВГнг-LS 3×1.5</w:t>
+              <w:t>TDM SQ0804-0022</w:t>
             </w:r>
           </w:p>
         </w:tc>
         <w:tc>
           <w:tcPr>
-            <w:tcW w:type="dxa" w:w="4535"/>
+            <w:tcW w:type="dxa" w:w="4819"/>
           </w:tcPr>
           <w:p>
             <w:pPr>
@@ -1313,9 +2835,10 @@
             <w:r>
               <w:rPr>
                 <w:rFonts w:ascii="Times New Roman" w:hAnsi="Times New Roman"/>
+                <w:b w:val="0"/>
                 <w:sz w:val="20"/>
               </w:rPr>
-              <w:t>Кабель ВВГнг-LS 3×1.5</w:t>
+              <w:t>Рейка монтажная DIN (TS-35)</w:t>
             </w:r>
           </w:p>
         </w:tc>
@@ -1330,9 +2853,10 @@
             <w:r>
               <w:rPr>
                 <w:rFonts w:ascii="Times New Roman" w:hAnsi="Times New Roman"/>
+                <w:b w:val="0"/>
                 <w:sz w:val="20"/>
               </w:rPr>
-              <w:t>131</w:t>
+              <w:t>6</w:t>
             </w:r>
           </w:p>
         </w:tc>
@@ -1347,15 +2871,16 @@
             <w:r>
               <w:rPr>
                 <w:rFonts w:ascii="Times New Roman" w:hAnsi="Times New Roman"/>
+                <w:b w:val="0"/>
                 <w:sz w:val="20"/>
               </w:rPr>
-              <w:t>М</w:t>
+              <w:t>м</w:t>
             </w:r>
           </w:p>
         </w:tc>
         <w:tc>
           <w:tcPr>
-            <w:tcW w:type="dxa" w:w="2835"/>
+            <w:tcW w:type="dxa" w:w="3005"/>
           </w:tcPr>
           <w:p>
             <w:pPr>
@@ -1364,9 +2889,10 @@
             <w:r>
               <w:rPr>
                 <w:rFonts w:ascii="Times New Roman" w:hAnsi="Times New Roman"/>
+                <w:b w:val="0"/>
                 <w:sz w:val="20"/>
               </w:rPr>
-              <w:t>с запасом 5%</w:t>
+              <w:t>L=1м, по факту</w:t>
             </w:r>
           </w:p>
         </w:tc>
@@ -1374,7 +2900,7 @@
       <w:tr>
         <w:tc>
           <w:tcPr>
-            <w:tcW w:type="dxa" w:w="737"/>
+            <w:tcW w:type="dxa" w:w="850"/>
           </w:tcPr>
           <w:p>
             <w:pPr>
@@ -1383,15 +2909,16 @@
             <w:r>
               <w:rPr>
                 <w:rFonts w:ascii="Times New Roman" w:hAnsi="Times New Roman"/>
+                <w:b w:val="0"/>
                 <w:sz w:val="20"/>
               </w:rPr>
-              <w:t>12</w:t>
+              <w:t>25</w:t>
             </w:r>
           </w:p>
         </w:tc>
         <w:tc>
           <w:tcPr>
-            <w:tcW w:type="dxa" w:w="2551"/>
+            <w:tcW w:type="dxa" w:w="2268"/>
           </w:tcPr>
           <w:p>
             <w:pPr>
@@ -1400,15 +2927,16 @@
             <w:r>
               <w:rPr>
                 <w:rFonts w:ascii="Times New Roman" w:hAnsi="Times New Roman"/>
+                <w:b w:val="0"/>
                 <w:sz w:val="20"/>
               </w:rPr>
-              <w:t>ВВГнг-LS 4×1.5</w:t>
+              <w:t>РВО-П2 IEK</w:t>
             </w:r>
           </w:p>
         </w:tc>
         <w:tc>
           <w:tcPr>
-            <w:tcW w:type="dxa" w:w="4535"/>
+            <w:tcW w:type="dxa" w:w="4819"/>
           </w:tcPr>
           <w:p>
             <w:pPr>
@@ -1417,9 +2945,10 @@
             <w:r>
               <w:rPr>
                 <w:rFonts w:ascii="Times New Roman" w:hAnsi="Times New Roman"/>
+                <w:b w:val="0"/>
                 <w:sz w:val="20"/>
               </w:rPr>
-              <w:t>Кабель ВВГнг-LS 4×1.5</w:t>
+              <w:t>Реле времени (задержка пуска ДУ)</w:t>
             </w:r>
           </w:p>
         </w:tc>
@@ -1434,9 +2963,10 @@
             <w:r>
               <w:rPr>
                 <w:rFonts w:ascii="Times New Roman" w:hAnsi="Times New Roman"/>
+                <w:b w:val="0"/>
                 <w:sz w:val="20"/>
               </w:rPr>
-              <w:t>142</w:t>
+              <w:t>1</w:t>
             </w:r>
           </w:p>
         </w:tc>
@@ -1451,15 +2981,16 @@
             <w:r>
               <w:rPr>
                 <w:rFonts w:ascii="Times New Roman" w:hAnsi="Times New Roman"/>
+                <w:b w:val="0"/>
                 <w:sz w:val="20"/>
               </w:rPr>
-              <w:t>М</w:t>
+              <w:t>шт.</w:t>
             </w:r>
           </w:p>
         </w:tc>
         <w:tc>
           <w:tcPr>
-            <w:tcW w:type="dxa" w:w="2835"/>
+            <w:tcW w:type="dxa" w:w="3005"/>
           </w:tcPr>
           <w:p>
             <w:pPr>
@@ -1468,9 +2999,9 @@
             <w:r>
               <w:rPr>
                 <w:rFonts w:ascii="Times New Roman" w:hAnsi="Times New Roman"/>
+                <w:b w:val="0"/>
                 <w:sz w:val="20"/>
               </w:rPr>
-              <w:t>с запасом 5%</w:t>
             </w:r>
           </w:p>
         </w:tc>
@@ -1478,7 +3009,7 @@
       <w:tr>
         <w:tc>
           <w:tcPr>
-            <w:tcW w:type="dxa" w:w="737"/>
+            <w:tcW w:type="dxa" w:w="850"/>
           </w:tcPr>
           <w:p>
             <w:pPr>
@@ -1487,15 +3018,16 @@
             <w:r>
               <w:rPr>
                 <w:rFonts w:ascii="Times New Roman" w:hAnsi="Times New Roman"/>
+                <w:b w:val="0"/>
                 <w:sz w:val="20"/>
               </w:rPr>
-              <w:t>13</w:t>
+              <w:t>26</w:t>
             </w:r>
           </w:p>
         </w:tc>
         <w:tc>
           <w:tcPr>
-            <w:tcW w:type="dxa" w:w="2551"/>
+            <w:tcW w:type="dxa" w:w="2268"/>
           </w:tcPr>
           <w:p>
             <w:pPr>
@@ -1504,15 +3036,16 @@
             <w:r>
               <w:rPr>
                 <w:rFonts w:ascii="Times New Roman" w:hAnsi="Times New Roman"/>
+                <w:b w:val="0"/>
                 <w:sz w:val="20"/>
               </w:rPr>
-              <w:t>ВВГнг-LS 4×10</w:t>
+              <w:t>РТИ-1316 IEK</w:t>
             </w:r>
           </w:p>
         </w:tc>
         <w:tc>
           <w:tcPr>
-            <w:tcW w:type="dxa" w:w="4535"/>
+            <w:tcW w:type="dxa" w:w="4819"/>
           </w:tcPr>
           <w:p>
             <w:pPr>
@@ -1521,9 +3054,10 @@
             <w:r>
               <w:rPr>
                 <w:rFonts w:ascii="Times New Roman" w:hAnsi="Times New Roman"/>
+                <w:b w:val="0"/>
                 <w:sz w:val="20"/>
               </w:rPr>
-              <w:t>Кабель ВВГнг-LS 4×10</w:t>
+              <w:t>Реле тепловое</w:t>
             </w:r>
           </w:p>
         </w:tc>
@@ -1538,9 +3072,10 @@
             <w:r>
               <w:rPr>
                 <w:rFonts w:ascii="Times New Roman" w:hAnsi="Times New Roman"/>
+                <w:b w:val="0"/>
                 <w:sz w:val="20"/>
               </w:rPr>
-              <w:t>32</w:t>
+              <w:t>3</w:t>
             </w:r>
           </w:p>
         </w:tc>
@@ -1555,15 +3090,16 @@
             <w:r>
               <w:rPr>
                 <w:rFonts w:ascii="Times New Roman" w:hAnsi="Times New Roman"/>
+                <w:b w:val="0"/>
                 <w:sz w:val="20"/>
               </w:rPr>
-              <w:t>М</w:t>
+              <w:t>шт.</w:t>
             </w:r>
           </w:p>
         </w:tc>
         <w:tc>
           <w:tcPr>
-            <w:tcW w:type="dxa" w:w="2835"/>
+            <w:tcW w:type="dxa" w:w="3005"/>
           </w:tcPr>
           <w:p>
             <w:pPr>
@@ -1572,15 +3108,522 @@
             <w:r>
               <w:rPr>
                 <w:rFonts w:ascii="Times New Roman" w:hAnsi="Times New Roman"/>
+                <w:b w:val="0"/>
                 <w:sz w:val="20"/>
               </w:rPr>
-              <w:t>с запасом 5%</w:t>
+              <w:t>защита насосов</w:t>
+            </w:r>
+          </w:p>
+        </w:tc>
+      </w:tr>
+      <w:tr>
+        <w:tc>
+          <w:tcPr>
+            <w:tcW w:type="dxa" w:w="850"/>
+          </w:tcPr>
+          <w:p>
+            <w:pPr>
+              <w:jc w:val="center"/>
+            </w:pPr>
+            <w:r>
+              <w:rPr>
+                <w:rFonts w:ascii="Times New Roman" w:hAnsi="Times New Roman"/>
+                <w:b w:val="0"/>
+                <w:sz w:val="20"/>
+              </w:rPr>
+              <w:t>27</w:t>
+            </w:r>
+          </w:p>
+        </w:tc>
+        <w:tc>
+          <w:tcPr>
+            <w:tcW w:type="dxa" w:w="2268"/>
+          </w:tcPr>
+          <w:p>
+            <w:pPr>
+              <w:jc w:val="left"/>
+            </w:pPr>
+            <w:r>
+              <w:rPr>
+                <w:rFonts w:ascii="Times New Roman" w:hAnsi="Times New Roman"/>
+                <w:b w:val="0"/>
+                <w:sz w:val="20"/>
+              </w:rPr>
+              <w:t>ШНИ-6×9-12-D-J</w:t>
+            </w:r>
+          </w:p>
+        </w:tc>
+        <w:tc>
+          <w:tcPr>
+            <w:tcW w:type="dxa" w:w="4819"/>
+          </w:tcPr>
+          <w:p>
+            <w:pPr>
+              <w:jc w:val="left"/>
+            </w:pPr>
+            <w:r>
+              <w:rPr>
+                <w:rFonts w:ascii="Times New Roman" w:hAnsi="Times New Roman"/>
+                <w:b w:val="0"/>
+                <w:sz w:val="20"/>
+              </w:rPr>
+              <w:t>Шина заземления PE в корпусе (на DIN)</w:t>
+            </w:r>
+          </w:p>
+        </w:tc>
+        <w:tc>
+          <w:tcPr>
+            <w:tcW w:type="dxa" w:w="850"/>
+          </w:tcPr>
+          <w:p>
+            <w:pPr>
+              <w:jc w:val="center"/>
+            </w:pPr>
+            <w:r>
+              <w:rPr>
+                <w:rFonts w:ascii="Times New Roman" w:hAnsi="Times New Roman"/>
+                <w:b w:val="0"/>
+                <w:sz w:val="20"/>
+              </w:rPr>
+              <w:t>6</w:t>
+            </w:r>
+          </w:p>
+        </w:tc>
+        <w:tc>
+          <w:tcPr>
+            <w:tcW w:type="dxa" w:w="680"/>
+          </w:tcPr>
+          <w:p>
+            <w:pPr>
+              <w:jc w:val="center"/>
+            </w:pPr>
+            <w:r>
+              <w:rPr>
+                <w:rFonts w:ascii="Times New Roman" w:hAnsi="Times New Roman"/>
+                <w:b w:val="0"/>
+                <w:sz w:val="20"/>
+              </w:rPr>
+              <w:t>шт.</w:t>
+            </w:r>
+          </w:p>
+        </w:tc>
+        <w:tc>
+          <w:tcPr>
+            <w:tcW w:type="dxa" w:w="3005"/>
+          </w:tcPr>
+          <w:p>
+            <w:pPr>
+              <w:jc w:val="left"/>
+            </w:pPr>
+            <w:r>
+              <w:rPr>
+                <w:rFonts w:ascii="Times New Roman" w:hAnsi="Times New Roman"/>
+                <w:b w:val="0"/>
+                <w:sz w:val="20"/>
+              </w:rPr>
+            </w:r>
+          </w:p>
+        </w:tc>
+      </w:tr>
+      <w:tr>
+        <w:tc>
+          <w:tcPr>
+            <w:tcW w:type="dxa" w:w="850"/>
+          </w:tcPr>
+          <w:p>
+            <w:pPr>
+              <w:jc w:val="center"/>
+            </w:pPr>
+            <w:r>
+              <w:rPr>
+                <w:rFonts w:ascii="Times New Roman" w:hAnsi="Times New Roman"/>
+                <w:b w:val="0"/>
+                <w:sz w:val="20"/>
+              </w:rPr>
+              <w:t>28</w:t>
+            </w:r>
+          </w:p>
+        </w:tc>
+        <w:tc>
+          <w:tcPr>
+            <w:tcW w:type="dxa" w:w="2268"/>
+          </w:tcPr>
+          <w:p>
+            <w:pPr>
+              <w:jc w:val="left"/>
+            </w:pPr>
+            <w:r>
+              <w:rPr>
+                <w:rFonts w:ascii="Times New Roman" w:hAnsi="Times New Roman"/>
+                <w:b w:val="0"/>
+                <w:sz w:val="20"/>
+              </w:rPr>
+              <w:t>ШНИ-6×9-12-D-C</w:t>
+            </w:r>
+          </w:p>
+        </w:tc>
+        <w:tc>
+          <w:tcPr>
+            <w:tcW w:type="dxa" w:w="4819"/>
+          </w:tcPr>
+          <w:p>
+            <w:pPr>
+              <w:jc w:val="left"/>
+            </w:pPr>
+            <w:r>
+              <w:rPr>
+                <w:rFonts w:ascii="Times New Roman" w:hAnsi="Times New Roman"/>
+                <w:b w:val="0"/>
+                <w:sz w:val="20"/>
+              </w:rPr>
+              <w:t>Шина нулевая N в корпусе (на DIN)</w:t>
+            </w:r>
+          </w:p>
+        </w:tc>
+        <w:tc>
+          <w:tcPr>
+            <w:tcW w:type="dxa" w:w="850"/>
+          </w:tcPr>
+          <w:p>
+            <w:pPr>
+              <w:jc w:val="center"/>
+            </w:pPr>
+            <w:r>
+              <w:rPr>
+                <w:rFonts w:ascii="Times New Roman" w:hAnsi="Times New Roman"/>
+                <w:b w:val="0"/>
+                <w:sz w:val="20"/>
+              </w:rPr>
+              <w:t>6</w:t>
+            </w:r>
+          </w:p>
+        </w:tc>
+        <w:tc>
+          <w:tcPr>
+            <w:tcW w:type="dxa" w:w="680"/>
+          </w:tcPr>
+          <w:p>
+            <w:pPr>
+              <w:jc w:val="center"/>
+            </w:pPr>
+            <w:r>
+              <w:rPr>
+                <w:rFonts w:ascii="Times New Roman" w:hAnsi="Times New Roman"/>
+                <w:b w:val="0"/>
+                <w:sz w:val="20"/>
+              </w:rPr>
+              <w:t>шт.</w:t>
+            </w:r>
+          </w:p>
+        </w:tc>
+        <w:tc>
+          <w:tcPr>
+            <w:tcW w:type="dxa" w:w="3005"/>
+          </w:tcPr>
+          <w:p>
+            <w:pPr>
+              <w:jc w:val="left"/>
+            </w:pPr>
+            <w:r>
+              <w:rPr>
+                <w:rFonts w:ascii="Times New Roman" w:hAnsi="Times New Roman"/>
+                <w:b w:val="0"/>
+                <w:sz w:val="20"/>
+              </w:rPr>
             </w:r>
           </w:p>
         </w:tc>
       </w:tr>
     </w:tbl>
     <w:p/>
+    <w:p/>
+    <w:tbl>
+      <w:tblPr>
+        <w:tblStyle w:val="TableGrid"/>
+        <w:tblW w:type="auto" w:w="0"/>
+        <w:tblLook w:firstColumn="1" w:firstRow="1" w:lastColumn="0" w:lastRow="0" w:noHBand="0" w:noVBand="1" w:val="04A0"/>
+      </w:tblPr>
+      <w:tblGrid>
+        <w:gridCol w:w="3784"/>
+        <w:gridCol w:w="3784"/>
+        <w:gridCol w:w="3784"/>
+        <w:gridCol w:w="3784"/>
+      </w:tblGrid>
+      <w:tr>
+        <w:tc>
+          <w:tcPr>
+            <w:tcW w:type="dxa" w:w="2268"/>
+          </w:tcPr>
+          <w:p>
+            <w:pPr>
+              <w:jc w:val="center"/>
+            </w:pPr>
+            <w:r>
+              <w:rPr>
+                <w:rFonts w:ascii="Times New Roman" w:hAnsi="Times New Roman"/>
+                <w:b/>
+                <w:sz w:val="18"/>
+              </w:rPr>
+              <w:t>Должность</w:t>
+            </w:r>
+          </w:p>
+        </w:tc>
+        <w:tc>
+          <w:tcPr>
+            <w:tcW w:type="dxa" w:w="3118"/>
+          </w:tcPr>
+          <w:p>
+            <w:pPr>
+              <w:jc w:val="center"/>
+            </w:pPr>
+            <w:r>
+              <w:rPr>
+                <w:rFonts w:ascii="Times New Roman" w:hAnsi="Times New Roman"/>
+                <w:b/>
+                <w:sz w:val="18"/>
+              </w:rPr>
+              <w:t>Фамилия И.О.</w:t>
+            </w:r>
+          </w:p>
+        </w:tc>
+        <w:tc>
+          <w:tcPr>
+            <w:tcW w:type="dxa" w:w="1701"/>
+          </w:tcPr>
+          <w:p>
+            <w:pPr>
+              <w:jc w:val="center"/>
+            </w:pPr>
+            <w:r>
+              <w:rPr>
+                <w:rFonts w:ascii="Times New Roman" w:hAnsi="Times New Roman"/>
+                <w:b/>
+                <w:sz w:val="18"/>
+              </w:rPr>
+              <w:t>Подпись</w:t>
+            </w:r>
+          </w:p>
+        </w:tc>
+        <w:tc>
+          <w:tcPr>
+            <w:tcW w:type="dxa" w:w="1417"/>
+          </w:tcPr>
+          <w:p>
+            <w:pPr>
+              <w:jc w:val="center"/>
+            </w:pPr>
+            <w:r>
+              <w:rPr>
+                <w:rFonts w:ascii="Times New Roman" w:hAnsi="Times New Roman"/>
+                <w:b/>
+                <w:sz w:val="18"/>
+              </w:rPr>
+              <w:t>Дата</w:t>
+            </w:r>
+          </w:p>
+        </w:tc>
+      </w:tr>
+      <w:tr>
+        <w:tc>
+          <w:tcPr>
+            <w:tcW w:type="dxa" w:w="3784"/>
+          </w:tcPr>
+          <w:p>
+            <w:pPr>
+              <w:jc w:val="left"/>
+            </w:pPr>
+            <w:r>
+              <w:rPr>
+                <w:rFonts w:ascii="Times New Roman" w:hAnsi="Times New Roman"/>
+                <w:b w:val="0"/>
+                <w:sz w:val="18"/>
+              </w:rPr>
+              <w:t>Разработал</w:t>
+            </w:r>
+          </w:p>
+        </w:tc>
+        <w:tc>
+          <w:tcPr>
+            <w:tcW w:type="dxa" w:w="3784"/>
+          </w:tcPr>
+          <w:p>
+            <w:pPr>
+              <w:jc w:val="left"/>
+            </w:pPr>
+            <w:r>
+              <w:rPr>
+                <w:rFonts w:ascii="Times New Roman" w:hAnsi="Times New Roman"/>
+                <w:b w:val="0"/>
+                <w:sz w:val="18"/>
+              </w:rPr>
+              <w:t>Иванов И.И.</w:t>
+            </w:r>
+          </w:p>
+        </w:tc>
+        <w:tc>
+          <w:tcPr>
+            <w:tcW w:type="dxa" w:w="3784"/>
+          </w:tcPr>
+          <w:p/>
+        </w:tc>
+        <w:tc>
+          <w:tcPr>
+            <w:tcW w:type="dxa" w:w="3784"/>
+          </w:tcPr>
+          <w:p/>
+        </w:tc>
+      </w:tr>
+      <w:tr>
+        <w:tc>
+          <w:tcPr>
+            <w:tcW w:type="dxa" w:w="3784"/>
+          </w:tcPr>
+          <w:p>
+            <w:pPr>
+              <w:jc w:val="left"/>
+            </w:pPr>
+            <w:r>
+              <w:rPr>
+                <w:rFonts w:ascii="Times New Roman" w:hAnsi="Times New Roman"/>
+                <w:b w:val="0"/>
+                <w:sz w:val="18"/>
+              </w:rPr>
+              <w:t>Проверил</w:t>
+            </w:r>
+          </w:p>
+        </w:tc>
+        <w:tc>
+          <w:tcPr>
+            <w:tcW w:type="dxa" w:w="3784"/>
+          </w:tcPr>
+          <w:p>
+            <w:pPr>
+              <w:jc w:val="left"/>
+            </w:pPr>
+            <w:r>
+              <w:rPr>
+                <w:rFonts w:ascii="Times New Roman" w:hAnsi="Times New Roman"/>
+                <w:b w:val="0"/>
+                <w:sz w:val="18"/>
+              </w:rPr>
+              <w:t>Петров П.П.</w:t>
+            </w:r>
+          </w:p>
+        </w:tc>
+        <w:tc>
+          <w:tcPr>
+            <w:tcW w:type="dxa" w:w="3784"/>
+          </w:tcPr>
+          <w:p/>
+        </w:tc>
+        <w:tc>
+          <w:tcPr>
+            <w:tcW w:type="dxa" w:w="3784"/>
+          </w:tcPr>
+          <w:p/>
+        </w:tc>
+      </w:tr>
+      <w:tr>
+        <w:tc>
+          <w:tcPr>
+            <w:tcW w:type="dxa" w:w="3784"/>
+          </w:tcPr>
+          <w:p>
+            <w:pPr>
+              <w:jc w:val="left"/>
+            </w:pPr>
+            <w:r>
+              <w:rPr>
+                <w:rFonts w:ascii="Times New Roman" w:hAnsi="Times New Roman"/>
+                <w:b w:val="0"/>
+                <w:sz w:val="18"/>
+              </w:rPr>
+              <w:t>Нормоконтроль</w:t>
+            </w:r>
+          </w:p>
+        </w:tc>
+        <w:tc>
+          <w:tcPr>
+            <w:tcW w:type="dxa" w:w="3784"/>
+          </w:tcPr>
+          <w:p>
+            <w:pPr>
+              <w:jc w:val="left"/>
+            </w:pPr>
+            <w:r>
+              <w:rPr>
+                <w:rFonts w:ascii="Times New Roman" w:hAnsi="Times New Roman"/>
+                <w:b w:val="0"/>
+                <w:sz w:val="18"/>
+              </w:rPr>
+              <w:t>Сидоров С.С.</w:t>
+            </w:r>
+          </w:p>
+        </w:tc>
+        <w:tc>
+          <w:tcPr>
+            <w:tcW w:type="dxa" w:w="3784"/>
+          </w:tcPr>
+          <w:p/>
+        </w:tc>
+        <w:tc>
+          <w:tcPr>
+            <w:tcW w:type="dxa" w:w="3784"/>
+          </w:tcPr>
+          <w:p/>
+        </w:tc>
+      </w:tr>
+      <w:tr>
+        <w:tc>
+          <w:tcPr>
+            <w:tcW w:type="dxa" w:w="3784"/>
+          </w:tcPr>
+          <w:p>
+            <w:pPr>
+              <w:jc w:val="left"/>
+            </w:pPr>
+            <w:r>
+              <w:rPr>
+                <w:rFonts w:ascii="Times New Roman" w:hAnsi="Times New Roman"/>
+                <w:b w:val="0"/>
+                <w:sz w:val="18"/>
+              </w:rPr>
+              <w:t>ГИП</w:t>
+            </w:r>
+          </w:p>
+        </w:tc>
+        <w:tc>
+          <w:tcPr>
+            <w:tcW w:type="dxa" w:w="3784"/>
+          </w:tcPr>
+          <w:p>
+            <w:pPr>
+              <w:jc w:val="left"/>
+            </w:pPr>
+            <w:r>
+              <w:rPr>
+                <w:rFonts w:ascii="Times New Roman" w:hAnsi="Times New Roman"/>
+                <w:b w:val="0"/>
+                <w:sz w:val="18"/>
+              </w:rPr>
+              <w:t>Козлов К.К.</w:t>
+            </w:r>
+          </w:p>
+        </w:tc>
+        <w:tc>
+          <w:tcPr>
+            <w:tcW w:type="dxa" w:w="3784"/>
+          </w:tcPr>
+          <w:p/>
+        </w:tc>
+        <w:tc>
+          <w:tcPr>
+            <w:tcW w:type="dxa" w:w="3784"/>
+          </w:tcPr>
+          <w:p/>
+        </w:tc>
+      </w:tr>
+    </w:tbl>
     <w:p>
       <w:pPr>
         <w:jc w:val="left"/>
@@ -1588,17 +3631,9 @@
       <w:r>
         <w:rPr>
           <w:rFonts w:ascii="Times New Roman" w:hAnsi="Times New Roman"/>
-          <w:sz w:val="20"/>
+          <w:sz w:val="18"/>
         </w:rPr>
-        <w:t>Разработал: Иванов И.И.</w:t>
-        <w:tab/>
-        <w:tab/>
-        <w:tab/>
-        <w:t>Проверил: Петров П.П.</w:t>
-        <w:tab/>
-        <w:tab/>
-        <w:tab/>
-        <w:t>Н.контроль: Сидоров С.С.</w:t>
+        <w:t>Организация: ООО ЭлектроПроект   |   Город: Москва   |   Стадия: Р   |   Объект: Общественное здание   |   Система: TN-S</w:t>
       </w:r>
     </w:p>
     <w:sectPr>

--- a/elec-system/projects/DEMO-2025-001_Офисный_центр/docs/DEMO-2025-001_spec.docx
+++ b/elec-system/projects/DEMO-2025-001_Офисный_центр/docs/DEMO-2025-001_spec.docx
@@ -2175,7 +2175,7 @@
                 <w:b w:val="0"/>
                 <w:sz w:val="20"/>
               </w:rPr>
-              <w:t>322</w:t>
+              <w:t>292</w:t>
             </w:r>
           </w:p>
         </w:tc>
@@ -2232,6 +2232,116 @@
                 <w:sz w:val="20"/>
               </w:rPr>
               <w:t>19</w:t>
+            </w:r>
+          </w:p>
+        </w:tc>
+        <w:tc>
+          <w:tcPr>
+            <w:tcW w:type="dxa" w:w="2268"/>
+          </w:tcPr>
+          <w:p>
+            <w:pPr>
+              <w:jc w:val="left"/>
+            </w:pPr>
+            <w:r>
+              <w:rPr>
+                <w:rFonts w:ascii="Times New Roman" w:hAnsi="Times New Roman"/>
+                <w:b w:val="0"/>
+                <w:sz w:val="20"/>
+              </w:rPr>
+              <w:t>ВВГнг-LS 4×2.5</w:t>
+            </w:r>
+          </w:p>
+        </w:tc>
+        <w:tc>
+          <w:tcPr>
+            <w:tcW w:type="dxa" w:w="4819"/>
+          </w:tcPr>
+          <w:p>
+            <w:pPr>
+              <w:jc w:val="left"/>
+            </w:pPr>
+            <w:r>
+              <w:rPr>
+                <w:rFonts w:ascii="Times New Roman" w:hAnsi="Times New Roman"/>
+                <w:b w:val="0"/>
+                <w:sz w:val="20"/>
+              </w:rPr>
+              <w:t>Кабель ВВГнг-LS 4×2.5 мм²</w:t>
+            </w:r>
+          </w:p>
+        </w:tc>
+        <w:tc>
+          <w:tcPr>
+            <w:tcW w:type="dxa" w:w="850"/>
+          </w:tcPr>
+          <w:p>
+            <w:pPr>
+              <w:jc w:val="center"/>
+            </w:pPr>
+            <w:r>
+              <w:rPr>
+                <w:rFonts w:ascii="Times New Roman" w:hAnsi="Times New Roman"/>
+                <w:b w:val="0"/>
+                <w:sz w:val="20"/>
+              </w:rPr>
+              <w:t>30</w:t>
+            </w:r>
+          </w:p>
+        </w:tc>
+        <w:tc>
+          <w:tcPr>
+            <w:tcW w:type="dxa" w:w="680"/>
+          </w:tcPr>
+          <w:p>
+            <w:pPr>
+              <w:jc w:val="center"/>
+            </w:pPr>
+            <w:r>
+              <w:rPr>
+                <w:rFonts w:ascii="Times New Roman" w:hAnsi="Times New Roman"/>
+                <w:b w:val="0"/>
+                <w:sz w:val="20"/>
+              </w:rPr>
+              <w:t>м</w:t>
+            </w:r>
+          </w:p>
+        </w:tc>
+        <w:tc>
+          <w:tcPr>
+            <w:tcW w:type="dxa" w:w="3005"/>
+          </w:tcPr>
+          <w:p>
+            <w:pPr>
+              <w:jc w:val="left"/>
+            </w:pPr>
+            <w:r>
+              <w:rPr>
+                <w:rFonts w:ascii="Times New Roman" w:hAnsi="Times New Roman"/>
+                <w:b w:val="0"/>
+                <w:sz w:val="20"/>
+              </w:rPr>
+              <w:t>с запасом 20%</w:t>
+            </w:r>
+          </w:p>
+        </w:tc>
+      </w:tr>
+      <w:tr>
+        <w:tc>
+          <w:tcPr>
+            <w:tcW w:type="dxa" w:w="850"/>
+          </w:tcPr>
+          <w:p>
+            <w:pPr>
+              <w:jc w:val="center"/>
+            </w:pPr>
+            <w:r>
+              <w:rPr>
+                <w:rFonts w:ascii="Times New Roman" w:hAnsi="Times New Roman"/>
+                <w:b w:val="0"/>
+                <w:sz w:val="20"/>
+              </w:rPr>
+              <w:t>20</w:t>
             </w:r>
           </w:p>
         </w:tc>
@@ -2362,7 +2472,7 @@
                 <w:b w:val="0"/>
                 <w:sz w:val="20"/>
               </w:rPr>
-              <w:t>20</w:t>
+              <w:t>21</w:t>
             </w:r>
           </w:p>
         </w:tc>
@@ -2472,7 +2582,7 @@
                 <w:b w:val="0"/>
                 <w:sz w:val="20"/>
               </w:rPr>
-              <w:t>21</w:t>
+              <w:t>22</w:t>
             </w:r>
           </w:p>
         </w:tc>
@@ -2582,7 +2692,7 @@
                 <w:b w:val="0"/>
                 <w:sz w:val="20"/>
               </w:rPr>
-              <w:t>22</w:t>
+              <w:t>23</w:t>
             </w:r>
           </w:p>
         </w:tc>
@@ -2692,7 +2802,7 @@
                 <w:b w:val="0"/>
                 <w:sz w:val="20"/>
               </w:rPr>
-              <w:t>23</w:t>
+              <w:t>24</w:t>
             </w:r>
           </w:p>
         </w:tc>
@@ -2802,7 +2912,7 @@
                 <w:b w:val="0"/>
                 <w:sz w:val="20"/>
               </w:rPr>
-              <w:t>24</w:t>
+              <w:t>25</w:t>
             </w:r>
           </w:p>
         </w:tc>
@@ -2912,7 +3022,7 @@
                 <w:b w:val="0"/>
                 <w:sz w:val="20"/>
               </w:rPr>
-              <w:t>25</w:t>
+              <w:t>26</w:t>
             </w:r>
           </w:p>
         </w:tc>
@@ -3021,7 +3131,7 @@
                 <w:b w:val="0"/>
                 <w:sz w:val="20"/>
               </w:rPr>
-              <w:t>26</w:t>
+              <w:t>27</w:t>
             </w:r>
           </w:p>
         </w:tc>
@@ -3131,7 +3241,7 @@
                 <w:b w:val="0"/>
                 <w:sz w:val="20"/>
               </w:rPr>
-              <w:t>27</w:t>
+              <w:t>28</w:t>
             </w:r>
           </w:p>
         </w:tc>
@@ -3240,7 +3350,7 @@
                 <w:b w:val="0"/>
                 <w:sz w:val="20"/>
               </w:rPr>
-              <w:t>28</w:t>
+              <w:t>29</w:t>
             </w:r>
           </w:p>
         </w:tc>

--- a/elec-system/projects/DEMO-2025-001_Офисный_центр/docs/DEMO-2025-001_spec.docx
+++ b/elec-system/projects/DEMO-2025-001_Офисный_центр/docs/DEMO-2025-001_spec.docx
@@ -2175,7 +2175,7 @@
                 <w:b w:val="0"/>
                 <w:sz w:val="20"/>
               </w:rPr>
-              <w:t>292</w:t>
+              <w:t>372</w:t>
             </w:r>
           </w:p>
         </w:tc>
@@ -3566,7 +3566,7 @@
                 <w:b w:val="0"/>
                 <w:sz w:val="18"/>
               </w:rPr>
-              <w:t>Иванов И.И.</w:t>
+              <w:t>Смирнов А.А.</w:t>
             </w:r>
           </w:p>
         </w:tc>

--- a/elec-system/projects/DEMO-2025-001_Офисный_центр/docs/DEMO-2025-001_spec.docx
+++ b/elec-system/projects/DEMO-2025-001_Офисный_центр/docs/DEMO-2025-001_spec.docx
@@ -299,7 +299,7 @@
                 <w:b w:val="0"/>
                 <w:sz w:val="20"/>
               </w:rPr>
-              <w:t>Iн=80А, Iкз=10кА</w:t>
+              <w:t>Iн=80А, Iкз=3.0кА</w:t>
             </w:r>
           </w:p>
         </w:tc>
@@ -1955,7 +1955,7 @@
                 <w:b w:val="0"/>
                 <w:sz w:val="20"/>
               </w:rPr>
-              <w:t>124</w:t>
+              <w:t>132</w:t>
             </w:r>
           </w:p>
         </w:tc>
@@ -1991,7 +1991,7 @@
                 <w:b w:val="0"/>
                 <w:sz w:val="20"/>
               </w:rPr>
-              <w:t>план 35м + запас 20%</w:t>
+              <w:t>план 35м + запас 20%; план 40м + запас 20%</w:t>
             </w:r>
           </w:p>
         </w:tc>
@@ -2175,7 +2175,7 @@
                 <w:b w:val="0"/>
                 <w:sz w:val="20"/>
               </w:rPr>
-              <w:t>372</w:t>
+              <w:t>398</w:t>
             </w:r>
           </w:p>
         </w:tc>
@@ -2211,7 +2211,7 @@
                 <w:b w:val="0"/>
                 <w:sz w:val="20"/>
               </w:rPr>
-              <w:t>план 20м + запас 20%; план 25м + запас 20%; план 30м + запас 20%; план 40м + запас 20%</w:t>
+              <w:t>план 20м + запас 20%; план 25м + запас 20%; план 30м + запас 20%; план 35м + запас 20%; план 40м + запас 20%</w:t>
             </w:r>
           </w:p>
         </w:tc>
@@ -2285,7 +2285,7 @@
                 <w:b w:val="0"/>
                 <w:sz w:val="20"/>
               </w:rPr>
-              <w:t>30</w:t>
+              <w:t>36</w:t>
             </w:r>
           </w:p>
         </w:tc>
@@ -2321,7 +2321,7 @@
                 <w:b w:val="0"/>
                 <w:sz w:val="20"/>
               </w:rPr>
-              <w:t>с запасом 20%</w:t>
+              <w:t>план 30м + запас 20%</w:t>
             </w:r>
           </w:p>
         </w:tc>

--- a/elec-system/projects/DEMO-2025-001_Офисный_центр/docs/DEMO-2025-001_spec.docx
+++ b/elec-system/projects/DEMO-2025-001_Офисный_центр/docs/DEMO-2025-001_spec.docx
@@ -38,7 +38,7 @@
           <w:b w:val="0"/>
           <w:sz w:val="20"/>
         </w:rPr>
-        <w:t>Раздел: TN-S  |  Стадия: Р  |  Код: DEMO-2025-001  |  Ред.: 0  |  Дата: 2025-04-18</w:t>
+        <w:t>Раздел: TN-S  |  Стадия: Р  |  Код: DEMO-2025-001  |  Ред.: 1  |  Дата: 2026-05-03</w:t>
       </w:r>
     </w:p>
     <w:p/>
